--- a/backend/uploads/matrices/8/tema_4.docx
+++ b/backend/uploads/matrices/8/tema_4.docx
@@ -2,6 +2,36 @@
 <file path=word/document.xml><?xml version="1.0" encoding="utf-8"?>
 <w:document xmlns:wpc="http://schemas.microsoft.com/office/word/2010/wordprocessingCanvas" xmlns:cx="http://schemas.microsoft.com/office/drawing/2014/chartex" xmlns:cx1="http://schemas.microsoft.com/office/drawing/2015/9/8/chartex" xmlns:cx2="http://schemas.microsoft.com/office/drawing/2015/10/21/chartex" xmlns:cx3="http://schemas.microsoft.com/office/drawing/2016/5/9/chartex" xmlns:cx4="http://schemas.microsoft.com/office/drawing/2016/5/10/chartex" xmlns:cx5="http://schemas.microsoft.com/office/drawing/2016/5/11/chartex" xmlns:cx6="http://schemas.microsoft.com/office/drawing/2016/5/12/chartex" xmlns:cx7="http://schemas.microsoft.com/office/drawing/2016/5/13/chartex" xmlns:cx8="http://schemas.microsoft.com/office/drawing/2016/5/14/chartex" xmlns:mc="http://schemas.openxmlformats.org/markup-compatibility/2006" xmlns:aink="http://schemas.microsoft.com/office/drawing/2016/ink" xmlns:am3d="http://schemas.microsoft.com/office/drawing/2017/model3d" xmlns:o="urn:schemas-microsoft-com:office:office" xmlns:r="http://schemas.openxmlformats.org/officeDocument/2006/relationships" xmlns:m="http://schemas.openxmlformats.org/officeDocument/2006/math" xmlns:v="urn:schemas-microsoft-com:vml" xmlns:wp14="http://schemas.microsoft.com/office/word/2010/wordprocessingDrawing" xmlns:wp="http://schemas.openxmlformats.org/drawingml/2006/wordprocessingDrawing" xmlns:w10="urn:schemas-microsoft-com:office:word" xmlns:w="http://schemas.openxmlformats.org/wordprocessingml/2006/main" xmlns:w14="http://schemas.microsoft.com/office/word/2010/wordml" xmlns:w15="http://schemas.microsoft.com/office/word/2012/wordml" xmlns:w16cid="http://schemas.microsoft.com/office/word/2016/wordml/cid" xmlns:w16se="http://schemas.microsoft.com/office/word/2015/wordml/symex" xmlns:wpg="http://schemas.microsoft.com/office/word/2010/wordprocessingGroup" xmlns:wpi="http://schemas.microsoft.com/office/word/2010/wordprocessingInk" xmlns:wne="http://schemas.microsoft.com/office/word/2006/wordml" xmlns:wps="http://schemas.microsoft.com/office/word/2010/wordprocessingShape" mc:Ignorable="w14 w15 w16se w16cid wp14">
   <w:body>
+    <w:p>
+      <w:pPr>
+        <w:jc w:val="center"/>
+        <w:rPr>
+          <w:rFonts w:ascii="Arial" w:hAnsi="Arial" w:cs="Arial"/>
+          <w:b/>
+          <w:sz w:val="24"/>
+          <w:szCs w:val="24"/>
+        </w:rPr>
+      </w:pPr>
+      <w:r>
+        <w:rPr>
+          <w:rFonts w:ascii="Arial" w:hAnsi="Arial" w:cs="Arial"/>
+          <w:b/>
+          <w:sz w:val="24"/>
+          <w:szCs w:val="24"/>
+        </w:rPr>
+        <w:t>ÁLGEBRA</w:t>
+      </w:r>
+    </w:p>
+    <w:p>
+      <w:pPr>
+        <w:spacing w:after="0"/>
+        <w:rPr>
+          <w:rFonts w:ascii="Arial" w:hAnsi="Arial" w:cs="Arial"/>
+          <w:sz w:val="24"/>
+          <w:szCs w:val="24"/>
+        </w:rPr>
+      </w:pPr>
+    </w:p>
     <w:p>
       <w:pPr>
         <w:pStyle w:val="Prrafodelista"/>
@@ -9,42 +39,1582 @@
           <w:ilvl w:val="0"/>
           <w:numId w:val="1"/>
         </w:numPr>
-        <w:jc w:val="both"/>
-        <w:rPr>
-          <w:rFonts w:ascii="Times New Roman" w:hAnsi="Times New Roman" w:cs="Times New Roman"/>
-          <w:color w:val="0D0D0D" w:themeColor="text1" w:themeTint="F2"/>
+        <w:rPr>
+          <w:rFonts w:ascii="Arial" w:hAnsi="Arial" w:cs="Arial"/>
           <w:sz w:val="24"/>
           <w:szCs w:val="24"/>
         </w:rPr>
       </w:pPr>
       <w:r>
         <w:rPr>
-          <w:rFonts w:ascii="Times New Roman" w:hAnsi="Times New Roman" w:cs="Times New Roman"/>
-          <w:color w:val="0D0D0D" w:themeColor="text1" w:themeTint="F2"/>
-          <w:sz w:val="24"/>
-          <w:szCs w:val="24"/>
-        </w:rPr>
-        <w:t xml:space="preserve">Silvia llega tarde al cine cuando había pasado </w:t>
+          <w:rFonts w:ascii="Arial" w:hAnsi="Arial" w:cs="Arial"/>
+          <w:sz w:val="24"/>
+          <w:szCs w:val="24"/>
+        </w:rPr>
+        <w:t xml:space="preserve">Si: </w:t>
+      </w:r>
+      <m:oMath>
+        <m:sSup>
+          <m:sSupPr>
+            <m:ctrlPr>
+              <w:rPr>
+                <w:rFonts w:ascii="Cambria Math" w:hAnsi="Cambria Math" w:cs="Arial"/>
+                <w:i/>
+                <w:sz w:val="32"/>
+                <w:szCs w:val="32"/>
+              </w:rPr>
+            </m:ctrlPr>
+          </m:sSupPr>
+          <m:e>
+            <m:r>
+              <w:rPr>
+                <w:rFonts w:ascii="Cambria Math" w:hAnsi="Cambria Math" w:cs="Arial"/>
+                <w:sz w:val="32"/>
+                <w:szCs w:val="32"/>
+              </w:rPr>
+              <m:t>x</m:t>
+            </m:r>
+          </m:e>
+          <m:sup>
+            <m:sSup>
+              <m:sSupPr>
+                <m:ctrlPr>
+                  <w:rPr>
+                    <w:rFonts w:ascii="Cambria Math" w:hAnsi="Cambria Math" w:cs="Arial"/>
+                    <w:i/>
+                    <w:sz w:val="32"/>
+                    <w:szCs w:val="32"/>
+                  </w:rPr>
+                </m:ctrlPr>
+              </m:sSupPr>
+              <m:e>
+                <m:r>
+                  <w:rPr>
+                    <w:rFonts w:ascii="Cambria Math" w:hAnsi="Cambria Math" w:cs="Arial"/>
+                    <w:sz w:val="32"/>
+                    <w:szCs w:val="32"/>
+                  </w:rPr>
+                  <m:t>-x</m:t>
+                </m:r>
+              </m:e>
+              <m:sup>
+                <m:r>
+                  <w:rPr>
+                    <w:rFonts w:ascii="Cambria Math" w:hAnsi="Cambria Math" w:cs="Arial"/>
+                    <w:sz w:val="32"/>
+                    <w:szCs w:val="32"/>
+                  </w:rPr>
+                  <m:t>1+x</m:t>
+                </m:r>
+              </m:sup>
+            </m:sSup>
+          </m:sup>
+        </m:sSup>
+      </m:oMath>
+      <w:r>
+        <w:rPr>
+          <w:rFonts w:ascii="Arial" w:eastAsiaTheme="minorEastAsia" w:hAnsi="Arial" w:cs="Arial"/>
+          <w:sz w:val="32"/>
+          <w:szCs w:val="32"/>
+        </w:rPr>
+        <w:t xml:space="preserve"> </w:t>
+      </w:r>
+      <m:oMath>
+        <m:r>
+          <w:rPr>
+            <w:rFonts w:ascii="Cambria Math" w:hAnsi="Cambria Math" w:cs="Arial"/>
+            <w:sz w:val="24"/>
+            <w:szCs w:val="24"/>
+          </w:rPr>
+          <m:t>=0,25</m:t>
+        </m:r>
+      </m:oMath>
+      <w:r>
+        <w:rPr>
+          <w:rFonts w:ascii="Arial" w:eastAsiaTheme="minorEastAsia" w:hAnsi="Arial" w:cs="Arial"/>
+          <w:sz w:val="24"/>
+          <w:szCs w:val="24"/>
+        </w:rPr>
+        <w:t xml:space="preserve">.  </w:t>
+      </w:r>
+      <w:r>
+        <w:rPr>
+          <w:rFonts w:ascii="Arial" w:eastAsiaTheme="minorEastAsia" w:hAnsi="Arial" w:cs="Arial"/>
+          <w:sz w:val="24"/>
+          <w:szCs w:val="24"/>
+        </w:rPr>
+        <w:t xml:space="preserve">Hallar: </w:t>
+      </w:r>
+      <m:oMath>
+        <m:r>
+          <w:rPr>
+            <w:rFonts w:ascii="Cambria Math" w:eastAsiaTheme="minorEastAsia" w:hAnsi="Cambria Math" w:cs="Arial"/>
+            <w:sz w:val="32"/>
+            <w:szCs w:val="32"/>
+          </w:rPr>
+          <m:t xml:space="preserve">   E=</m:t>
+        </m:r>
+        <m:sSup>
+          <m:sSupPr>
+            <m:ctrlPr>
+              <w:rPr>
+                <w:rFonts w:ascii="Cambria Math" w:eastAsiaTheme="minorEastAsia" w:hAnsi="Cambria Math" w:cs="Arial"/>
+                <w:i/>
+                <w:sz w:val="32"/>
+                <w:szCs w:val="32"/>
+              </w:rPr>
+            </m:ctrlPr>
+          </m:sSupPr>
+          <m:e>
+            <m:r>
+              <w:rPr>
+                <w:rFonts w:ascii="Cambria Math" w:eastAsiaTheme="minorEastAsia" w:hAnsi="Cambria Math" w:cs="Arial"/>
+                <w:sz w:val="32"/>
+                <w:szCs w:val="32"/>
+              </w:rPr>
+              <m:t>x</m:t>
+            </m:r>
+          </m:e>
+          <m:sup>
+            <m:sSup>
+              <m:sSupPr>
+                <m:ctrlPr>
+                  <w:rPr>
+                    <w:rFonts w:ascii="Cambria Math" w:eastAsiaTheme="minorEastAsia" w:hAnsi="Cambria Math" w:cs="Arial"/>
+                    <w:i/>
+                    <w:sz w:val="32"/>
+                    <w:szCs w:val="32"/>
+                  </w:rPr>
+                </m:ctrlPr>
+              </m:sSupPr>
+              <m:e>
+                <m:r>
+                  <w:rPr>
+                    <w:rFonts w:ascii="Cambria Math" w:eastAsiaTheme="minorEastAsia" w:hAnsi="Cambria Math" w:cs="Arial"/>
+                    <w:sz w:val="32"/>
+                    <w:szCs w:val="32"/>
+                  </w:rPr>
+                  <m:t>x</m:t>
+                </m:r>
+              </m:e>
+              <m:sup>
+                <m:r>
+                  <w:rPr>
+                    <w:rFonts w:ascii="Cambria Math" w:eastAsiaTheme="minorEastAsia" w:hAnsi="Cambria Math" w:cs="Arial"/>
+                    <w:sz w:val="32"/>
+                    <w:szCs w:val="32"/>
+                  </w:rPr>
+                  <m:t>1-3x</m:t>
+                </m:r>
+              </m:sup>
+            </m:sSup>
+          </m:sup>
+        </m:sSup>
+      </m:oMath>
+    </w:p>
+    <w:p>
+      <w:pPr>
+        <w:pStyle w:val="Prrafodelista"/>
+        <w:rPr>
+          <w:rFonts w:ascii="Arial" w:hAnsi="Arial" w:cs="Arial"/>
+          <w:sz w:val="24"/>
+          <w:szCs w:val="24"/>
+        </w:rPr>
+      </w:pPr>
+    </w:p>
+    <w:p>
+      <w:pPr>
+        <w:pStyle w:val="Prrafodelista"/>
+        <w:numPr>
+          <w:ilvl w:val="0"/>
+          <w:numId w:val="4"/>
+        </w:numPr>
+        <w:rPr>
+          <w:rFonts w:ascii="Arial" w:hAnsi="Arial" w:cs="Arial"/>
+          <w:sz w:val="28"/>
+          <w:szCs w:val="28"/>
+          <w:highlight w:val="yellow"/>
+        </w:rPr>
+      </w:pPr>
+      <m:oMath>
+        <m:rad>
+          <m:radPr>
+            <m:ctrlPr>
+              <w:rPr>
+                <w:rFonts w:ascii="Cambria Math" w:hAnsi="Cambria Math" w:cs="Arial"/>
+                <w:i/>
+                <w:sz w:val="24"/>
+                <w:szCs w:val="24"/>
+              </w:rPr>
+            </m:ctrlPr>
+          </m:radPr>
+          <m:deg>
+            <m:r>
+              <w:rPr>
+                <w:rFonts w:ascii="Cambria Math" w:hAnsi="Cambria Math" w:cs="Arial"/>
+                <w:sz w:val="24"/>
+                <w:szCs w:val="24"/>
+              </w:rPr>
+              <m:t>8</m:t>
+            </m:r>
+          </m:deg>
+          <m:e>
+            <m:r>
+              <w:rPr>
+                <w:rFonts w:ascii="Cambria Math" w:hAnsi="Cambria Math" w:cs="Arial"/>
+                <w:sz w:val="24"/>
+                <w:szCs w:val="24"/>
+              </w:rPr>
+              <m:t>2</m:t>
+            </m:r>
+          </m:e>
+        </m:rad>
+      </m:oMath>
+    </w:p>
+    <w:p>
+      <w:pPr>
+        <w:pStyle w:val="Prrafodelista"/>
+        <w:numPr>
+          <w:ilvl w:val="0"/>
+          <w:numId w:val="4"/>
+        </w:numPr>
+        <w:rPr>
+          <w:rFonts w:ascii="Arial" w:hAnsi="Arial" w:cs="Arial"/>
+          <w:sz w:val="28"/>
+          <w:szCs w:val="28"/>
+        </w:rPr>
+      </w:pPr>
+      <m:oMath>
+        <m:rad>
+          <m:radPr>
+            <m:degHide m:val="1"/>
+            <m:ctrlPr>
+              <w:rPr>
+                <w:rFonts w:ascii="Cambria Math" w:hAnsi="Cambria Math" w:cs="Arial"/>
+                <w:i/>
+                <w:sz w:val="28"/>
+                <w:szCs w:val="28"/>
+              </w:rPr>
+            </m:ctrlPr>
+          </m:radPr>
+          <m:deg/>
+          <m:e>
+            <m:r>
+              <w:rPr>
+                <w:rFonts w:ascii="Cambria Math" w:hAnsi="Cambria Math" w:cs="Arial"/>
+                <w:sz w:val="28"/>
+                <w:szCs w:val="28"/>
+              </w:rPr>
+              <m:t>2</m:t>
+            </m:r>
+          </m:e>
+        </m:rad>
+      </m:oMath>
+    </w:p>
+    <w:p>
+      <w:pPr>
+        <w:pStyle w:val="Prrafodelista"/>
+        <w:numPr>
+          <w:ilvl w:val="0"/>
+          <w:numId w:val="4"/>
+        </w:numPr>
+        <w:rPr>
+          <w:rFonts w:ascii="Arial" w:hAnsi="Arial" w:cs="Arial"/>
+          <w:sz w:val="28"/>
+          <w:szCs w:val="28"/>
+        </w:rPr>
+      </w:pPr>
+      <m:oMath>
+        <m:rad>
+          <m:radPr>
+            <m:ctrlPr>
+              <w:rPr>
+                <w:rFonts w:ascii="Cambria Math" w:hAnsi="Cambria Math" w:cs="Arial"/>
+                <w:i/>
+                <w:sz w:val="28"/>
+                <w:szCs w:val="28"/>
+              </w:rPr>
+            </m:ctrlPr>
+          </m:radPr>
+          <m:deg>
+            <m:r>
+              <w:rPr>
+                <w:rFonts w:ascii="Cambria Math" w:hAnsi="Cambria Math" w:cs="Arial"/>
+                <w:sz w:val="28"/>
+                <w:szCs w:val="28"/>
+              </w:rPr>
+              <m:t>5</m:t>
+            </m:r>
+          </m:deg>
+          <m:e>
+            <m:r>
+              <w:rPr>
+                <w:rFonts w:ascii="Cambria Math" w:hAnsi="Cambria Math" w:cs="Arial"/>
+                <w:sz w:val="28"/>
+                <w:szCs w:val="28"/>
+              </w:rPr>
+              <m:t>2</m:t>
+            </m:r>
+          </m:e>
+        </m:rad>
+      </m:oMath>
+    </w:p>
+    <w:p>
+      <w:pPr>
+        <w:pStyle w:val="Prrafodelista"/>
+        <w:numPr>
+          <w:ilvl w:val="0"/>
+          <w:numId w:val="4"/>
+        </w:numPr>
+        <w:rPr>
+          <w:rFonts w:ascii="Arial" w:hAnsi="Arial" w:cs="Arial"/>
+          <w:sz w:val="28"/>
+          <w:szCs w:val="28"/>
+        </w:rPr>
+      </w:pPr>
+      <m:oMath>
+        <m:rad>
+          <m:radPr>
+            <m:ctrlPr>
+              <w:rPr>
+                <w:rFonts w:ascii="Cambria Math" w:hAnsi="Cambria Math" w:cs="Arial"/>
+                <w:i/>
+                <w:sz w:val="28"/>
+                <w:szCs w:val="28"/>
+              </w:rPr>
+            </m:ctrlPr>
+          </m:radPr>
+          <m:deg>
+            <m:r>
+              <w:rPr>
+                <w:rFonts w:ascii="Cambria Math" w:hAnsi="Cambria Math" w:cs="Arial"/>
+                <w:sz w:val="28"/>
+                <w:szCs w:val="28"/>
+              </w:rPr>
+              <m:t>4</m:t>
+            </m:r>
+          </m:deg>
+          <m:e>
+            <m:r>
+              <w:rPr>
+                <w:rFonts w:ascii="Cambria Math" w:hAnsi="Cambria Math" w:cs="Arial"/>
+                <w:sz w:val="28"/>
+                <w:szCs w:val="28"/>
+              </w:rPr>
+              <m:t>2</m:t>
+            </m:r>
+          </m:e>
+        </m:rad>
+      </m:oMath>
+    </w:p>
+    <w:p>
+      <w:pPr>
+        <w:pStyle w:val="Prrafodelista"/>
+        <w:numPr>
+          <w:ilvl w:val="0"/>
+          <w:numId w:val="4"/>
+        </w:numPr>
+        <w:rPr>
+          <w:rFonts w:ascii="Arial" w:hAnsi="Arial" w:cs="Arial"/>
+          <w:sz w:val="28"/>
+          <w:szCs w:val="28"/>
+        </w:rPr>
+      </w:pPr>
+      <m:oMath>
+        <m:rad>
+          <m:radPr>
+            <m:ctrlPr>
+              <w:rPr>
+                <w:rFonts w:ascii="Cambria Math" w:hAnsi="Cambria Math" w:cs="Arial"/>
+                <w:i/>
+                <w:sz w:val="28"/>
+                <w:szCs w:val="28"/>
+              </w:rPr>
+            </m:ctrlPr>
+          </m:radPr>
+          <m:deg>
+            <m:r>
+              <w:rPr>
+                <w:rFonts w:ascii="Cambria Math" w:hAnsi="Cambria Math" w:cs="Arial"/>
+                <w:sz w:val="28"/>
+                <w:szCs w:val="28"/>
+              </w:rPr>
+              <m:t>16</m:t>
+            </m:r>
+          </m:deg>
+          <m:e>
+            <m:r>
+              <w:rPr>
+                <w:rFonts w:ascii="Cambria Math" w:hAnsi="Cambria Math" w:cs="Arial"/>
+                <w:sz w:val="28"/>
+                <w:szCs w:val="28"/>
+              </w:rPr>
+              <m:t>2</m:t>
+            </m:r>
+          </m:e>
+        </m:rad>
+      </m:oMath>
+    </w:p>
+    <w:p>
+      <w:pPr>
+        <w:pStyle w:val="Prrafodelista"/>
+        <w:ind w:left="1080"/>
+        <w:rPr>
+          <w:rFonts w:ascii="Arial" w:hAnsi="Arial" w:cs="Arial"/>
+          <w:sz w:val="24"/>
+          <w:szCs w:val="24"/>
+        </w:rPr>
+      </w:pPr>
+    </w:p>
+    <w:p>
+      <w:pPr>
+        <w:pStyle w:val="Prrafodelista"/>
+        <w:numPr>
+          <w:ilvl w:val="0"/>
+          <w:numId w:val="1"/>
+        </w:numPr>
+        <w:rPr>
+          <w:rFonts w:ascii="Arial" w:eastAsiaTheme="minorEastAsia" w:hAnsi="Arial" w:cs="Arial"/>
+          <w:sz w:val="24"/>
+          <w:szCs w:val="24"/>
+        </w:rPr>
+      </w:pPr>
+      <w:r>
+        <w:rPr>
+          <w:rFonts w:ascii="Arial" w:hAnsi="Arial" w:cs="Arial"/>
+          <w:sz w:val="24"/>
+          <w:szCs w:val="24"/>
+        </w:rPr>
+        <w:t xml:space="preserve">Dado el polinomio: </w:t>
+      </w:r>
+      <m:oMath>
+        <m:r>
+          <w:rPr>
+            <w:rFonts w:ascii="Cambria Math" w:hAnsi="Cambria Math" w:cs="Arial"/>
+            <w:sz w:val="24"/>
+            <w:szCs w:val="24"/>
+          </w:rPr>
+          <m:t>P</m:t>
+        </m:r>
+        <m:d>
+          <m:dPr>
+            <m:ctrlPr>
+              <w:rPr>
+                <w:rFonts w:ascii="Cambria Math" w:hAnsi="Cambria Math" w:cs="Arial"/>
+                <w:i/>
+                <w:sz w:val="24"/>
+                <w:szCs w:val="24"/>
+              </w:rPr>
+            </m:ctrlPr>
+          </m:dPr>
+          <m:e>
+            <m:r>
+              <w:rPr>
+                <w:rFonts w:ascii="Cambria Math" w:hAnsi="Cambria Math" w:cs="Arial"/>
+                <w:sz w:val="24"/>
+                <w:szCs w:val="24"/>
+              </w:rPr>
+              <m:t>x+1</m:t>
+            </m:r>
+          </m:e>
+        </m:d>
+        <m:r>
+          <w:rPr>
+            <w:rFonts w:ascii="Cambria Math" w:hAnsi="Cambria Math" w:cs="Arial"/>
+            <w:sz w:val="24"/>
+            <w:szCs w:val="24"/>
+          </w:rPr>
+          <m:t>=m</m:t>
+        </m:r>
+        <m:sSup>
+          <m:sSupPr>
+            <m:ctrlPr>
+              <w:rPr>
+                <w:rFonts w:ascii="Cambria Math" w:hAnsi="Cambria Math" w:cs="Arial"/>
+                <w:i/>
+                <w:sz w:val="24"/>
+                <w:szCs w:val="24"/>
+              </w:rPr>
+            </m:ctrlPr>
+          </m:sSupPr>
+          <m:e>
+            <m:r>
+              <w:rPr>
+                <w:rFonts w:ascii="Cambria Math" w:hAnsi="Cambria Math" w:cs="Arial"/>
+                <w:sz w:val="24"/>
+                <w:szCs w:val="24"/>
+              </w:rPr>
+              <m:t>x</m:t>
+            </m:r>
+          </m:e>
+          <m:sup>
+            <m:r>
+              <w:rPr>
+                <w:rFonts w:ascii="Cambria Math" w:hAnsi="Cambria Math" w:cs="Arial"/>
+                <w:sz w:val="24"/>
+                <w:szCs w:val="24"/>
+              </w:rPr>
+              <m:t>3</m:t>
+            </m:r>
+          </m:sup>
+        </m:sSup>
+        <m:r>
+          <w:rPr>
+            <w:rFonts w:ascii="Cambria Math" w:hAnsi="Cambria Math" w:cs="Arial"/>
+            <w:sz w:val="24"/>
+            <w:szCs w:val="24"/>
+          </w:rPr>
+          <m:t>+</m:t>
+        </m:r>
+        <m:d>
+          <m:dPr>
+            <m:ctrlPr>
+              <w:rPr>
+                <w:rFonts w:ascii="Cambria Math" w:hAnsi="Cambria Math" w:cs="Arial"/>
+                <w:i/>
+                <w:sz w:val="24"/>
+                <w:szCs w:val="24"/>
+              </w:rPr>
+            </m:ctrlPr>
+          </m:dPr>
+          <m:e>
+            <m:r>
+              <w:rPr>
+                <w:rFonts w:ascii="Cambria Math" w:hAnsi="Cambria Math" w:cs="Arial"/>
+                <w:sz w:val="24"/>
+                <w:szCs w:val="24"/>
+              </w:rPr>
+              <m:t>2m-1</m:t>
+            </m:r>
+          </m:e>
+        </m:d>
+        <m:sSup>
+          <m:sSupPr>
+            <m:ctrlPr>
+              <w:rPr>
+                <w:rFonts w:ascii="Cambria Math" w:hAnsi="Cambria Math" w:cs="Arial"/>
+                <w:i/>
+                <w:sz w:val="24"/>
+                <w:szCs w:val="24"/>
+              </w:rPr>
+            </m:ctrlPr>
+          </m:sSupPr>
+          <m:e>
+            <m:r>
+              <w:rPr>
+                <w:rFonts w:ascii="Cambria Math" w:hAnsi="Cambria Math" w:cs="Arial"/>
+                <w:sz w:val="24"/>
+                <w:szCs w:val="24"/>
+              </w:rPr>
+              <m:t>x</m:t>
+            </m:r>
+          </m:e>
+          <m:sup>
+            <m:r>
+              <w:rPr>
+                <w:rFonts w:ascii="Cambria Math" w:hAnsi="Cambria Math" w:cs="Arial"/>
+                <w:sz w:val="24"/>
+                <w:szCs w:val="24"/>
+              </w:rPr>
+              <m:t>2</m:t>
+            </m:r>
+          </m:sup>
+        </m:sSup>
+        <m:r>
+          <w:rPr>
+            <w:rFonts w:ascii="Cambria Math" w:hAnsi="Cambria Math" w:cs="Arial"/>
+            <w:sz w:val="24"/>
+            <w:szCs w:val="24"/>
+          </w:rPr>
+          <m:t xml:space="preserve">-3mx+5m, </m:t>
+        </m:r>
+      </m:oMath>
+      <w:r>
+        <w:rPr>
+          <w:rFonts w:ascii="Arial" w:eastAsiaTheme="minorEastAsia" w:hAnsi="Arial" w:cs="Arial"/>
+          <w:sz w:val="24"/>
+          <w:szCs w:val="24"/>
+        </w:rPr>
+        <w:t xml:space="preserve"> </w:t>
+      </w:r>
+      <w:r>
+        <w:rPr>
+          <w:rFonts w:ascii="Arial" w:hAnsi="Arial" w:cs="Arial"/>
+          <w:sz w:val="24"/>
+          <w:szCs w:val="24"/>
+        </w:rPr>
+        <w:t>s</w:t>
+      </w:r>
+      <w:r>
+        <w:rPr>
+          <w:rFonts w:ascii="Arial" w:hAnsi="Arial" w:cs="Arial"/>
+          <w:sz w:val="24"/>
+          <w:szCs w:val="24"/>
+        </w:rPr>
+        <w:t xml:space="preserve">i la suma de </w:t>
+      </w:r>
+      <w:r>
+        <w:rPr>
+          <w:rFonts w:ascii="Arial" w:hAnsi="Arial" w:cs="Arial"/>
+          <w:sz w:val="24"/>
+          <w:szCs w:val="24"/>
+        </w:rPr>
+        <w:t xml:space="preserve">los </w:t>
+      </w:r>
+      <w:r>
+        <w:rPr>
+          <w:rFonts w:ascii="Arial" w:hAnsi="Arial" w:cs="Arial"/>
+          <w:sz w:val="24"/>
+          <w:szCs w:val="24"/>
+        </w:rPr>
+        <w:t xml:space="preserve">coeficientes más el </w:t>
+      </w:r>
+      <w:r>
+        <w:rPr>
+          <w:rFonts w:ascii="Arial" w:hAnsi="Arial" w:cs="Arial"/>
+          <w:sz w:val="24"/>
+          <w:szCs w:val="24"/>
+        </w:rPr>
+        <w:t>té</w:t>
+      </w:r>
+      <w:r>
+        <w:rPr>
+          <w:rFonts w:ascii="Arial" w:hAnsi="Arial" w:cs="Arial"/>
+          <w:sz w:val="24"/>
+          <w:szCs w:val="24"/>
+        </w:rPr>
+        <w:t>rmino independiente es 27</w:t>
+      </w:r>
+      <w:r>
+        <w:rPr>
+          <w:rFonts w:ascii="Arial" w:hAnsi="Arial" w:cs="Arial"/>
+          <w:sz w:val="24"/>
+          <w:szCs w:val="24"/>
+        </w:rPr>
+        <w:t>. H</w:t>
+      </w:r>
+      <w:r>
+        <w:rPr>
+          <w:rFonts w:ascii="Arial" w:hAnsi="Arial" w:cs="Arial"/>
+          <w:sz w:val="24"/>
+          <w:szCs w:val="24"/>
+        </w:rPr>
+        <w:t>allar</w:t>
+      </w:r>
+      <w:r>
+        <w:rPr>
+          <w:rFonts w:ascii="Arial" w:hAnsi="Arial" w:cs="Arial"/>
+          <w:sz w:val="24"/>
+          <w:szCs w:val="24"/>
+        </w:rPr>
+        <w:t>:</w:t>
+      </w:r>
+      <w:r>
+        <w:rPr>
+          <w:rFonts w:ascii="Arial" w:hAnsi="Arial" w:cs="Arial"/>
+          <w:sz w:val="24"/>
+          <w:szCs w:val="24"/>
+        </w:rPr>
+        <w:t xml:space="preserve">  </w:t>
+      </w:r>
+      <m:oMath>
+        <m:r>
+          <w:rPr>
+            <w:rFonts w:ascii="Cambria Math" w:hAnsi="Cambria Math" w:cs="Arial"/>
+            <w:sz w:val="24"/>
+            <w:szCs w:val="24"/>
+          </w:rPr>
+          <m:t>"m"</m:t>
+        </m:r>
+      </m:oMath>
+    </w:p>
+    <w:p>
+      <w:pPr>
+        <w:pStyle w:val="Prrafodelista"/>
+        <w:rPr>
+          <w:rFonts w:ascii="Arial" w:eastAsiaTheme="minorEastAsia" w:hAnsi="Arial" w:cs="Arial"/>
+          <w:sz w:val="24"/>
+          <w:szCs w:val="24"/>
+        </w:rPr>
+      </w:pPr>
+    </w:p>
+    <w:p>
+      <w:pPr>
+        <w:pStyle w:val="Prrafodelista"/>
+        <w:numPr>
+          <w:ilvl w:val="0"/>
+          <w:numId w:val="5"/>
+        </w:numPr>
+        <w:rPr>
+          <w:rFonts w:ascii="Arial" w:hAnsi="Arial" w:cs="Arial"/>
+          <w:sz w:val="24"/>
+          <w:szCs w:val="24"/>
+          <w:highlight w:val="yellow"/>
+        </w:rPr>
+      </w:pPr>
+      <w:r>
+        <w:rPr>
+          <w:rFonts w:ascii="Arial" w:hAnsi="Arial" w:cs="Arial"/>
+          <w:sz w:val="24"/>
+          <w:szCs w:val="24"/>
+          <w:highlight w:val="yellow"/>
+        </w:rPr>
+        <w:t xml:space="preserve"> 2</w:t>
+      </w:r>
+    </w:p>
+    <w:p>
+      <w:pPr>
+        <w:pStyle w:val="Prrafodelista"/>
+        <w:numPr>
+          <w:ilvl w:val="0"/>
+          <w:numId w:val="5"/>
+        </w:numPr>
+        <w:rPr>
+          <w:rFonts w:ascii="Arial" w:hAnsi="Arial" w:cs="Arial"/>
+          <w:sz w:val="24"/>
+          <w:szCs w:val="24"/>
+        </w:rPr>
+      </w:pPr>
+      <w:r>
+        <w:rPr>
+          <w:rFonts w:ascii="Arial" w:hAnsi="Arial" w:cs="Arial"/>
+          <w:sz w:val="24"/>
+          <w:szCs w:val="24"/>
+        </w:rPr>
+        <w:t xml:space="preserve"> 1</w:t>
+      </w:r>
+    </w:p>
+    <w:p>
+      <w:pPr>
+        <w:pStyle w:val="Prrafodelista"/>
+        <w:numPr>
+          <w:ilvl w:val="0"/>
+          <w:numId w:val="5"/>
+        </w:numPr>
+        <w:rPr>
+          <w:rFonts w:ascii="Arial" w:hAnsi="Arial" w:cs="Arial"/>
+          <w:sz w:val="24"/>
+          <w:szCs w:val="24"/>
+        </w:rPr>
+      </w:pPr>
+      <w:r>
+        <w:rPr>
+          <w:rFonts w:ascii="Arial" w:hAnsi="Arial" w:cs="Arial"/>
+          <w:sz w:val="24"/>
+          <w:szCs w:val="24"/>
+        </w:rPr>
+        <w:t>-2</w:t>
+      </w:r>
+    </w:p>
+    <w:p>
+      <w:pPr>
+        <w:pStyle w:val="Prrafodelista"/>
+        <w:numPr>
+          <w:ilvl w:val="0"/>
+          <w:numId w:val="5"/>
+        </w:numPr>
+        <w:rPr>
+          <w:rFonts w:ascii="Arial" w:hAnsi="Arial" w:cs="Arial"/>
+          <w:sz w:val="24"/>
+          <w:szCs w:val="24"/>
+        </w:rPr>
+      </w:pPr>
+      <w:r>
+        <w:rPr>
+          <w:rFonts w:ascii="Arial" w:hAnsi="Arial" w:cs="Arial"/>
+          <w:sz w:val="24"/>
+          <w:szCs w:val="24"/>
+        </w:rPr>
+        <w:t>-3</w:t>
+      </w:r>
+    </w:p>
+    <w:p>
+      <w:pPr>
+        <w:pStyle w:val="Prrafodelista"/>
+        <w:numPr>
+          <w:ilvl w:val="0"/>
+          <w:numId w:val="5"/>
+        </w:numPr>
+        <w:rPr>
+          <w:rFonts w:ascii="Arial" w:hAnsi="Arial" w:cs="Arial"/>
+          <w:sz w:val="24"/>
+          <w:szCs w:val="24"/>
+        </w:rPr>
+      </w:pPr>
+      <w:r>
+        <w:rPr>
+          <w:rFonts w:ascii="Arial" w:hAnsi="Arial" w:cs="Arial"/>
+          <w:sz w:val="24"/>
+          <w:szCs w:val="24"/>
+        </w:rPr>
+        <w:t xml:space="preserve"> 3</w:t>
+      </w:r>
+    </w:p>
+    <w:p>
+      <w:pPr>
+        <w:pStyle w:val="Prrafodelista"/>
+        <w:ind w:left="1080"/>
+        <w:rPr>
+          <w:rFonts w:ascii="Arial" w:hAnsi="Arial" w:cs="Arial"/>
+          <w:sz w:val="24"/>
+          <w:szCs w:val="24"/>
+        </w:rPr>
+      </w:pPr>
+    </w:p>
+    <w:p>
+      <w:pPr>
+        <w:pStyle w:val="Prrafodelista"/>
+        <w:numPr>
+          <w:ilvl w:val="0"/>
+          <w:numId w:val="1"/>
+        </w:numPr>
+        <w:rPr>
+          <w:rFonts w:ascii="Arial" w:hAnsi="Arial" w:cs="Arial"/>
+          <w:sz w:val="24"/>
+          <w:szCs w:val="24"/>
+        </w:rPr>
+      </w:pPr>
+      <w:r>
+        <w:rPr>
+          <w:rFonts w:ascii="Arial" w:hAnsi="Arial" w:cs="Arial"/>
+          <w:sz w:val="24"/>
+          <w:szCs w:val="24"/>
+        </w:rPr>
+        <w:t>Si:</w:t>
+      </w:r>
+      <m:oMath>
+        <m:r>
+          <w:rPr>
+            <w:rFonts w:ascii="Cambria Math" w:hAnsi="Cambria Math" w:cs="Arial"/>
+            <w:sz w:val="24"/>
+            <w:szCs w:val="24"/>
+          </w:rPr>
+          <m:t xml:space="preserve"> x+y=2  </m:t>
+        </m:r>
+      </m:oMath>
+      <w:r>
+        <w:rPr>
+          <w:rFonts w:ascii="Arial" w:hAnsi="Arial" w:cs="Arial"/>
+          <w:sz w:val="24"/>
+          <w:szCs w:val="24"/>
+        </w:rPr>
+        <w:t xml:space="preserve"> </w:t>
+      </w:r>
+      <m:oMath>
+        <m:r>
+          <w:rPr>
+            <w:rFonts w:ascii="Cambria Math" w:hAnsi="Cambria Math" w:cs="Arial"/>
+            <w:sz w:val="16"/>
+            <w:szCs w:val="16"/>
+          </w:rPr>
+          <m:t xml:space="preserve"> </m:t>
+        </m:r>
+        <m:r>
+          <m:rPr>
+            <m:sty m:val="p"/>
+          </m:rPr>
+          <w:rPr>
+            <w:rFonts w:ascii="Cambria Math" w:hAnsi="Cambria Math" w:cs="Arial"/>
+            <w:sz w:val="16"/>
+            <w:szCs w:val="16"/>
+          </w:rPr>
+          <m:t>⋀</m:t>
+        </m:r>
+        <m:r>
+          <w:rPr>
+            <w:rFonts w:ascii="Cambria Math" w:hAnsi="Cambria Math" w:cs="Arial"/>
+            <w:sz w:val="16"/>
+            <w:szCs w:val="16"/>
+          </w:rPr>
+          <m:t xml:space="preserve">   </m:t>
+        </m:r>
+      </m:oMath>
+      <w:r>
+        <w:rPr>
+          <w:rFonts w:ascii="Arial" w:eastAsiaTheme="minorEastAsia" w:hAnsi="Arial" w:cs="Arial"/>
+          <w:sz w:val="24"/>
+          <w:szCs w:val="24"/>
+        </w:rPr>
+        <w:t xml:space="preserve"> </w:t>
+      </w:r>
+      <m:oMath>
+        <m:sSup>
+          <m:sSupPr>
+            <m:ctrlPr>
+              <w:rPr>
+                <w:rFonts w:ascii="Cambria Math" w:hAnsi="Cambria Math" w:cs="Arial"/>
+                <w:i/>
+                <w:sz w:val="24"/>
+                <w:szCs w:val="24"/>
+              </w:rPr>
+            </m:ctrlPr>
+          </m:sSupPr>
+          <m:e>
+            <m:r>
+              <w:rPr>
+                <w:rFonts w:ascii="Cambria Math" w:hAnsi="Cambria Math" w:cs="Arial"/>
+                <w:sz w:val="24"/>
+                <w:szCs w:val="24"/>
+              </w:rPr>
+              <m:t>x</m:t>
+            </m:r>
+          </m:e>
+          <m:sup>
+            <m:r>
+              <w:rPr>
+                <w:rFonts w:ascii="Cambria Math" w:hAnsi="Cambria Math" w:cs="Arial"/>
+                <w:sz w:val="24"/>
+                <w:szCs w:val="24"/>
+              </w:rPr>
+              <m:t>3</m:t>
+            </m:r>
+          </m:sup>
+        </m:sSup>
+        <m:r>
+          <w:rPr>
+            <w:rFonts w:ascii="Cambria Math" w:hAnsi="Cambria Math" w:cs="Arial"/>
+            <w:sz w:val="24"/>
+            <w:szCs w:val="24"/>
+          </w:rPr>
+          <m:t>+</m:t>
+        </m:r>
+        <m:sSup>
+          <m:sSupPr>
+            <m:ctrlPr>
+              <w:rPr>
+                <w:rFonts w:ascii="Cambria Math" w:hAnsi="Cambria Math" w:cs="Arial"/>
+                <w:i/>
+                <w:sz w:val="24"/>
+                <w:szCs w:val="24"/>
+              </w:rPr>
+            </m:ctrlPr>
+          </m:sSupPr>
+          <m:e>
+            <m:r>
+              <w:rPr>
+                <w:rFonts w:ascii="Cambria Math" w:hAnsi="Cambria Math" w:cs="Arial"/>
+                <w:sz w:val="24"/>
+                <w:szCs w:val="24"/>
+              </w:rPr>
+              <m:t>y</m:t>
+            </m:r>
+          </m:e>
+          <m:sup>
+            <m:r>
+              <w:rPr>
+                <w:rFonts w:ascii="Cambria Math" w:hAnsi="Cambria Math" w:cs="Arial"/>
+                <w:sz w:val="24"/>
+                <w:szCs w:val="24"/>
+              </w:rPr>
+              <m:t>3</m:t>
+            </m:r>
+          </m:sup>
+        </m:sSup>
+        <m:r>
+          <w:rPr>
+            <w:rFonts w:ascii="Cambria Math" w:hAnsi="Cambria Math" w:cs="Arial"/>
+            <w:sz w:val="24"/>
+            <w:szCs w:val="24"/>
+          </w:rPr>
+          <m:t>=20,</m:t>
+        </m:r>
+      </m:oMath>
+      <w:r>
+        <w:rPr>
+          <w:rFonts w:ascii="Arial" w:eastAsiaTheme="minorEastAsia" w:hAnsi="Arial" w:cs="Arial"/>
+          <w:sz w:val="24"/>
+          <w:szCs w:val="24"/>
+        </w:rPr>
+        <w:t xml:space="preserve"> </w:t>
+      </w:r>
+      <w:r>
+        <w:rPr>
+          <w:rFonts w:ascii="Arial" w:eastAsiaTheme="minorEastAsia" w:hAnsi="Arial" w:cs="Arial"/>
+          <w:sz w:val="24"/>
+          <w:szCs w:val="24"/>
+        </w:rPr>
+        <w:tab/>
+        <w:t xml:space="preserve">hallar: </w:t>
+      </w:r>
+      <m:oMath>
+        <m:sSup>
+          <m:sSupPr>
+            <m:ctrlPr>
+              <w:rPr>
+                <w:rFonts w:ascii="Cambria Math" w:eastAsiaTheme="minorEastAsia" w:hAnsi="Cambria Math" w:cs="Arial"/>
+                <w:i/>
+                <w:sz w:val="24"/>
+                <w:szCs w:val="24"/>
+              </w:rPr>
+            </m:ctrlPr>
+          </m:sSupPr>
+          <m:e>
+            <m:r>
+              <w:rPr>
+                <w:rFonts w:ascii="Cambria Math" w:eastAsiaTheme="minorEastAsia" w:hAnsi="Cambria Math" w:cs="Arial"/>
+                <w:sz w:val="24"/>
+                <w:szCs w:val="24"/>
+              </w:rPr>
+              <m:t>x</m:t>
+            </m:r>
+          </m:e>
+          <m:sup>
+            <m:r>
+              <w:rPr>
+                <w:rFonts w:ascii="Cambria Math" w:eastAsiaTheme="minorEastAsia" w:hAnsi="Cambria Math" w:cs="Arial"/>
+                <w:sz w:val="24"/>
+                <w:szCs w:val="24"/>
+              </w:rPr>
+              <m:t>2</m:t>
+            </m:r>
+          </m:sup>
+        </m:sSup>
+        <m:r>
+          <w:rPr>
+            <w:rFonts w:ascii="Cambria Math" w:eastAsiaTheme="minorEastAsia" w:hAnsi="Cambria Math" w:cs="Arial"/>
+            <w:sz w:val="24"/>
+            <w:szCs w:val="24"/>
+          </w:rPr>
+          <m:t>-</m:t>
+        </m:r>
+        <m:sSup>
+          <m:sSupPr>
+            <m:ctrlPr>
+              <w:rPr>
+                <w:rFonts w:ascii="Cambria Math" w:eastAsiaTheme="minorEastAsia" w:hAnsi="Cambria Math" w:cs="Arial"/>
+                <w:i/>
+                <w:sz w:val="24"/>
+                <w:szCs w:val="24"/>
+              </w:rPr>
+            </m:ctrlPr>
+          </m:sSupPr>
+          <m:e>
+            <m:r>
+              <w:rPr>
+                <w:rFonts w:ascii="Cambria Math" w:eastAsiaTheme="minorEastAsia" w:hAnsi="Cambria Math" w:cs="Arial"/>
+                <w:sz w:val="24"/>
+                <w:szCs w:val="24"/>
+              </w:rPr>
+              <m:t>y</m:t>
+            </m:r>
+          </m:e>
+          <m:sup>
+            <m:r>
+              <w:rPr>
+                <w:rFonts w:ascii="Cambria Math" w:eastAsiaTheme="minorEastAsia" w:hAnsi="Cambria Math" w:cs="Arial"/>
+                <w:sz w:val="24"/>
+                <w:szCs w:val="24"/>
+              </w:rPr>
+              <m:t>2</m:t>
+            </m:r>
+          </m:sup>
+        </m:sSup>
+      </m:oMath>
+      <w:r>
+        <w:rPr>
+          <w:rFonts w:ascii="Arial" w:eastAsiaTheme="minorEastAsia" w:hAnsi="Arial" w:cs="Arial"/>
+          <w:sz w:val="24"/>
+          <w:szCs w:val="24"/>
+        </w:rPr>
+        <w:t>.</w:t>
+      </w:r>
+    </w:p>
+    <w:p>
+      <w:pPr>
+        <w:pStyle w:val="Prrafodelista"/>
+        <w:rPr>
+          <w:rFonts w:ascii="Arial" w:eastAsiaTheme="minorEastAsia" w:hAnsi="Arial" w:cs="Arial"/>
+          <w:sz w:val="24"/>
+          <w:szCs w:val="24"/>
+        </w:rPr>
+      </w:pPr>
+    </w:p>
+    <w:p>
+      <w:pPr>
+        <w:pStyle w:val="Prrafodelista"/>
+        <w:numPr>
+          <w:ilvl w:val="0"/>
+          <w:numId w:val="3"/>
+        </w:numPr>
+        <w:rPr>
+          <w:rFonts w:ascii="Arial" w:hAnsi="Arial" w:cs="Arial"/>
+          <w:sz w:val="28"/>
+          <w:szCs w:val="28"/>
+          <w:highlight w:val="yellow"/>
+        </w:rPr>
+      </w:pPr>
+      <m:oMath>
+        <m:r>
+          <w:rPr>
+            <w:rFonts w:ascii="Cambria Math" w:hAnsi="Cambria Math" w:cs="Arial"/>
+            <w:sz w:val="24"/>
+            <w:szCs w:val="24"/>
+            <w:highlight w:val="yellow"/>
+          </w:rPr>
+          <m:t xml:space="preserve"> 4</m:t>
+        </m:r>
+        <m:rad>
+          <m:radPr>
+            <m:degHide m:val="1"/>
+            <m:ctrlPr>
+              <w:rPr>
+                <w:rFonts w:ascii="Cambria Math" w:hAnsi="Cambria Math" w:cs="Arial"/>
+                <w:i/>
+                <w:sz w:val="24"/>
+                <w:szCs w:val="24"/>
+                <w:highlight w:val="yellow"/>
+              </w:rPr>
+            </m:ctrlPr>
+          </m:radPr>
+          <m:deg/>
+          <m:e>
+            <m:r>
+              <w:rPr>
+                <w:rFonts w:ascii="Cambria Math" w:hAnsi="Cambria Math" w:cs="Arial"/>
+                <w:sz w:val="24"/>
+                <w:szCs w:val="24"/>
+                <w:highlight w:val="yellow"/>
+              </w:rPr>
+              <m:t>3</m:t>
+            </m:r>
+          </m:e>
+        </m:rad>
+      </m:oMath>
+    </w:p>
+    <w:p>
+      <w:pPr>
+        <w:pStyle w:val="Prrafodelista"/>
+        <w:numPr>
+          <w:ilvl w:val="0"/>
+          <w:numId w:val="3"/>
+        </w:numPr>
+        <w:rPr>
+          <w:rFonts w:ascii="Arial" w:hAnsi="Arial" w:cs="Arial"/>
+          <w:sz w:val="28"/>
+          <w:szCs w:val="28"/>
+        </w:rPr>
+      </w:pPr>
+      <m:oMath>
+        <m:r>
+          <w:rPr>
+            <w:rFonts w:ascii="Cambria Math" w:hAnsi="Cambria Math" w:cs="Arial"/>
+            <w:sz w:val="28"/>
+            <w:szCs w:val="28"/>
+          </w:rPr>
+          <m:t xml:space="preserve">   </m:t>
+        </m:r>
+        <m:rad>
+          <m:radPr>
+            <m:degHide m:val="1"/>
+            <m:ctrlPr>
+              <w:rPr>
+                <w:rFonts w:ascii="Cambria Math" w:hAnsi="Cambria Math" w:cs="Arial"/>
+                <w:i/>
+                <w:sz w:val="28"/>
+                <w:szCs w:val="28"/>
+              </w:rPr>
+            </m:ctrlPr>
+          </m:radPr>
+          <m:deg/>
+          <m:e>
+            <m:r>
+              <w:rPr>
+                <w:rFonts w:ascii="Cambria Math" w:hAnsi="Cambria Math" w:cs="Arial"/>
+                <w:sz w:val="28"/>
+                <w:szCs w:val="28"/>
+              </w:rPr>
+              <m:t>3</m:t>
+            </m:r>
+          </m:e>
+        </m:rad>
+      </m:oMath>
+    </w:p>
+    <w:p>
+      <w:pPr>
+        <w:pStyle w:val="Prrafodelista"/>
+        <w:numPr>
+          <w:ilvl w:val="0"/>
+          <w:numId w:val="3"/>
+        </w:numPr>
+        <w:rPr>
+          <w:rFonts w:ascii="Arial" w:hAnsi="Arial" w:cs="Arial"/>
+          <w:sz w:val="28"/>
+          <w:szCs w:val="28"/>
+        </w:rPr>
+      </w:pPr>
+      <m:oMath>
+        <m:r>
+          <w:rPr>
+            <w:rFonts w:ascii="Cambria Math" w:hAnsi="Cambria Math" w:cs="Arial"/>
+            <w:sz w:val="28"/>
+            <w:szCs w:val="28"/>
+          </w:rPr>
+          <m:t xml:space="preserve"> 2</m:t>
+        </m:r>
+        <m:rad>
+          <m:radPr>
+            <m:degHide m:val="1"/>
+            <m:ctrlPr>
+              <w:rPr>
+                <w:rFonts w:ascii="Cambria Math" w:hAnsi="Cambria Math" w:cs="Arial"/>
+                <w:i/>
+                <w:sz w:val="28"/>
+                <w:szCs w:val="28"/>
+              </w:rPr>
+            </m:ctrlPr>
+          </m:radPr>
+          <m:deg/>
+          <m:e>
+            <m:r>
+              <w:rPr>
+                <w:rFonts w:ascii="Cambria Math" w:hAnsi="Cambria Math" w:cs="Arial"/>
+                <w:sz w:val="28"/>
+                <w:szCs w:val="28"/>
+              </w:rPr>
+              <m:t>3</m:t>
+            </m:r>
+          </m:e>
+        </m:rad>
+      </m:oMath>
+    </w:p>
+    <w:p>
+      <w:pPr>
+        <w:pStyle w:val="Prrafodelista"/>
+        <w:numPr>
+          <w:ilvl w:val="0"/>
+          <w:numId w:val="3"/>
+        </w:numPr>
+        <w:rPr>
+          <w:rFonts w:ascii="Arial" w:hAnsi="Arial" w:cs="Arial"/>
+          <w:sz w:val="28"/>
+          <w:szCs w:val="28"/>
+        </w:rPr>
+      </w:pPr>
+      <m:oMath>
+        <m:r>
+          <w:rPr>
+            <w:rFonts w:ascii="Cambria Math" w:hAnsi="Cambria Math" w:cs="Arial"/>
+            <w:sz w:val="28"/>
+            <w:szCs w:val="28"/>
+          </w:rPr>
+          <m:t xml:space="preserve"> 3</m:t>
+        </m:r>
+        <m:rad>
+          <m:radPr>
+            <m:degHide m:val="1"/>
+            <m:ctrlPr>
+              <w:rPr>
+                <w:rFonts w:ascii="Cambria Math" w:hAnsi="Cambria Math" w:cs="Arial"/>
+                <w:i/>
+                <w:sz w:val="28"/>
+                <w:szCs w:val="28"/>
+              </w:rPr>
+            </m:ctrlPr>
+          </m:radPr>
+          <m:deg/>
+          <m:e>
+            <m:r>
+              <w:rPr>
+                <w:rFonts w:ascii="Cambria Math" w:hAnsi="Cambria Math" w:cs="Arial"/>
+                <w:sz w:val="28"/>
+                <w:szCs w:val="28"/>
+              </w:rPr>
+              <m:t>3</m:t>
+            </m:r>
+          </m:e>
+        </m:rad>
+      </m:oMath>
+    </w:p>
+    <w:p>
+      <w:pPr>
+        <w:pStyle w:val="Prrafodelista"/>
+        <w:numPr>
+          <w:ilvl w:val="0"/>
+          <w:numId w:val="3"/>
+        </w:numPr>
+        <w:rPr>
+          <w:rFonts w:ascii="Arial" w:hAnsi="Arial" w:cs="Arial"/>
+          <w:sz w:val="28"/>
+          <w:szCs w:val="28"/>
+        </w:rPr>
+      </w:pPr>
+      <m:oMath>
+        <m:r>
+          <w:rPr>
+            <w:rFonts w:ascii="Cambria Math" w:hAnsi="Cambria Math" w:cs="Arial"/>
+            <w:sz w:val="28"/>
+            <w:szCs w:val="28"/>
+          </w:rPr>
+          <m:t>-</m:t>
+        </m:r>
+        <m:rad>
+          <m:radPr>
+            <m:degHide m:val="1"/>
+            <m:ctrlPr>
+              <w:rPr>
+                <w:rFonts w:ascii="Cambria Math" w:hAnsi="Cambria Math" w:cs="Arial"/>
+                <w:i/>
+                <w:sz w:val="28"/>
+                <w:szCs w:val="28"/>
+              </w:rPr>
+            </m:ctrlPr>
+          </m:radPr>
+          <m:deg/>
+          <m:e>
+            <m:r>
+              <w:rPr>
+                <w:rFonts w:ascii="Cambria Math" w:hAnsi="Cambria Math" w:cs="Arial"/>
+                <w:sz w:val="28"/>
+                <w:szCs w:val="28"/>
+              </w:rPr>
+              <m:t>3</m:t>
+            </m:r>
+          </m:e>
+        </m:rad>
+      </m:oMath>
+    </w:p>
+    <w:p>
+      <w:pPr>
+        <w:pStyle w:val="Prrafodelista"/>
+        <w:ind w:left="1080"/>
+        <w:rPr>
+          <w:rFonts w:ascii="Arial" w:hAnsi="Arial" w:cs="Arial"/>
+          <w:sz w:val="24"/>
+          <w:szCs w:val="24"/>
+        </w:rPr>
+      </w:pPr>
+    </w:p>
+    <w:p>
+      <w:pPr>
+        <w:pStyle w:val="Prrafodelista"/>
+        <w:numPr>
+          <w:ilvl w:val="0"/>
+          <w:numId w:val="1"/>
+        </w:numPr>
+        <w:rPr>
+          <w:rFonts w:ascii="Arial" w:hAnsi="Arial" w:cs="Arial"/>
+          <w:sz w:val="24"/>
+          <w:szCs w:val="24"/>
+        </w:rPr>
+      </w:pPr>
+      <w:r>
+        <w:rPr>
+          <w:rFonts w:ascii="Arial" w:hAnsi="Arial" w:cs="Arial"/>
+          <w:sz w:val="24"/>
+          <w:szCs w:val="24"/>
+        </w:rPr>
+        <w:t xml:space="preserve">Hallar  </w:t>
+      </w:r>
+      <m:oMath>
+        <m:r>
+          <w:rPr>
+            <w:rFonts w:ascii="Cambria Math" w:hAnsi="Cambria Math" w:cs="Arial"/>
+            <w:sz w:val="24"/>
+            <w:szCs w:val="24"/>
+          </w:rPr>
+          <m:t>"m"</m:t>
+        </m:r>
+      </m:oMath>
+      <w:r>
+        <w:rPr>
+          <w:rFonts w:ascii="Arial" w:eastAsiaTheme="minorEastAsia" w:hAnsi="Arial" w:cs="Arial"/>
+          <w:sz w:val="24"/>
+          <w:szCs w:val="24"/>
+        </w:rPr>
+        <w:t xml:space="preserve"> para que la división: </w:t>
       </w:r>
       <m:oMath>
         <m:f>
           <m:fPr>
             <m:ctrlPr>
               <w:rPr>
-                <w:rFonts w:ascii="Cambria Math" w:hAnsi="Cambria Math" w:cs="Times New Roman"/>
-                <w:color w:val="0D0D0D" w:themeColor="text1" w:themeTint="F2"/>
-                <w:sz w:val="24"/>
-                <w:szCs w:val="24"/>
+                <w:rFonts w:ascii="Cambria Math" w:eastAsiaTheme="minorEastAsia" w:hAnsi="Cambria Math" w:cs="Arial"/>
+                <w:i/>
+                <w:sz w:val="38"/>
+                <w:szCs w:val="38"/>
+              </w:rPr>
+            </m:ctrlPr>
+          </m:fPr>
+          <m:num>
+            <m:sSup>
+              <m:sSupPr>
+                <m:ctrlPr>
+                  <w:rPr>
+                    <w:rFonts w:ascii="Cambria Math" w:eastAsiaTheme="minorEastAsia" w:hAnsi="Cambria Math" w:cs="Arial"/>
+                    <w:i/>
+                    <w:sz w:val="38"/>
+                    <w:szCs w:val="38"/>
+                  </w:rPr>
+                </m:ctrlPr>
+              </m:sSupPr>
+              <m:e>
+                <m:r>
+                  <w:rPr>
+                    <w:rFonts w:ascii="Cambria Math" w:eastAsiaTheme="minorEastAsia" w:hAnsi="Cambria Math" w:cs="Arial"/>
+                    <w:sz w:val="38"/>
+                    <w:szCs w:val="38"/>
+                  </w:rPr>
+                  <m:t>x</m:t>
+                </m:r>
+              </m:e>
+              <m:sup>
+                <m:r>
+                  <w:rPr>
+                    <w:rFonts w:ascii="Cambria Math" w:eastAsiaTheme="minorEastAsia" w:hAnsi="Cambria Math" w:cs="Arial"/>
+                    <w:sz w:val="38"/>
+                    <w:szCs w:val="38"/>
+                  </w:rPr>
+                  <m:t>6</m:t>
+                </m:r>
+              </m:sup>
+            </m:sSup>
+            <m:r>
+              <w:rPr>
+                <w:rFonts w:ascii="Cambria Math" w:eastAsiaTheme="minorEastAsia" w:hAnsi="Cambria Math" w:cs="Arial"/>
+                <w:sz w:val="38"/>
+                <w:szCs w:val="38"/>
+              </w:rPr>
+              <m:t>-</m:t>
+            </m:r>
+            <m:sSup>
+              <m:sSupPr>
+                <m:ctrlPr>
+                  <w:rPr>
+                    <w:rFonts w:ascii="Cambria Math" w:eastAsiaTheme="minorEastAsia" w:hAnsi="Cambria Math" w:cs="Arial"/>
+                    <w:i/>
+                    <w:sz w:val="38"/>
+                    <w:szCs w:val="38"/>
+                  </w:rPr>
+                </m:ctrlPr>
+              </m:sSupPr>
+              <m:e>
+                <m:r>
+                  <w:rPr>
+                    <w:rFonts w:ascii="Cambria Math" w:eastAsiaTheme="minorEastAsia" w:hAnsi="Cambria Math" w:cs="Arial"/>
+                    <w:sz w:val="38"/>
+                    <w:szCs w:val="38"/>
+                  </w:rPr>
+                  <m:t>x</m:t>
+                </m:r>
+              </m:e>
+              <m:sup>
+                <m:r>
+                  <w:rPr>
+                    <w:rFonts w:ascii="Cambria Math" w:eastAsiaTheme="minorEastAsia" w:hAnsi="Cambria Math" w:cs="Arial"/>
+                    <w:sz w:val="38"/>
+                    <w:szCs w:val="38"/>
+                  </w:rPr>
+                  <m:t>2</m:t>
+                </m:r>
+              </m:sup>
+            </m:sSup>
+            <m:r>
+              <w:rPr>
+                <w:rFonts w:ascii="Cambria Math" w:eastAsiaTheme="minorEastAsia" w:hAnsi="Cambria Math" w:cs="Arial"/>
+                <w:sz w:val="38"/>
+                <w:szCs w:val="38"/>
+              </w:rPr>
+              <m:t>+4mx+3</m:t>
+            </m:r>
+          </m:num>
+          <m:den>
+            <m:sSup>
+              <m:sSupPr>
+                <m:ctrlPr>
+                  <w:rPr>
+                    <w:rFonts w:ascii="Cambria Math" w:eastAsiaTheme="minorEastAsia" w:hAnsi="Cambria Math" w:cs="Arial"/>
+                    <w:i/>
+                    <w:sz w:val="38"/>
+                    <w:szCs w:val="38"/>
+                  </w:rPr>
+                </m:ctrlPr>
+              </m:sSupPr>
+              <m:e>
+                <m:r>
+                  <w:rPr>
+                    <w:rFonts w:ascii="Cambria Math" w:eastAsiaTheme="minorEastAsia" w:hAnsi="Cambria Math" w:cs="Arial"/>
+                    <w:sz w:val="38"/>
+                    <w:szCs w:val="38"/>
+                  </w:rPr>
+                  <m:t>x</m:t>
+                </m:r>
+              </m:e>
+              <m:sup>
+                <m:r>
+                  <w:rPr>
+                    <w:rFonts w:ascii="Cambria Math" w:eastAsiaTheme="minorEastAsia" w:hAnsi="Cambria Math" w:cs="Arial"/>
+                    <w:sz w:val="38"/>
+                    <w:szCs w:val="38"/>
+                  </w:rPr>
+                  <m:t>3</m:t>
+                </m:r>
+              </m:sup>
+            </m:sSup>
+            <m:r>
+              <w:rPr>
+                <w:rFonts w:ascii="Cambria Math" w:eastAsiaTheme="minorEastAsia" w:hAnsi="Cambria Math" w:cs="Arial"/>
+                <w:sz w:val="38"/>
+                <w:szCs w:val="38"/>
+              </w:rPr>
+              <m:t>-x+1</m:t>
+            </m:r>
+          </m:den>
+        </m:f>
+      </m:oMath>
+      <w:r>
+        <w:rPr>
+          <w:rFonts w:ascii="Arial" w:eastAsiaTheme="minorEastAsia" w:hAnsi="Arial" w:cs="Arial"/>
+          <w:sz w:val="24"/>
+          <w:szCs w:val="24"/>
+        </w:rPr>
+        <w:t xml:space="preserve"> tenga resto 4.</w:t>
+      </w:r>
+    </w:p>
+    <w:p>
+      <w:pPr>
+        <w:pStyle w:val="Prrafodelista"/>
+        <w:rPr>
+          <w:rFonts w:ascii="Arial" w:hAnsi="Arial" w:cs="Arial"/>
+          <w:sz w:val="24"/>
+          <w:szCs w:val="24"/>
+          <w:highlight w:val="yellow"/>
+        </w:rPr>
+      </w:pPr>
+    </w:p>
+    <w:p>
+      <w:pPr>
+        <w:pStyle w:val="Prrafodelista"/>
+        <w:numPr>
+          <w:ilvl w:val="0"/>
+          <w:numId w:val="2"/>
+        </w:numPr>
+        <w:rPr>
+          <w:rFonts w:ascii="Arial" w:hAnsi="Arial" w:cs="Arial"/>
+          <w:sz w:val="32"/>
+          <w:szCs w:val="32"/>
+          <w:highlight w:val="yellow"/>
+        </w:rPr>
+      </w:pPr>
+      <m:oMath>
+        <m:f>
+          <m:fPr>
+            <m:ctrlPr>
+              <w:rPr>
+                <w:rFonts w:ascii="Cambria Math" w:hAnsi="Cambria Math" w:cs="Arial"/>
+                <w:i/>
+                <w:sz w:val="32"/>
+                <w:szCs w:val="32"/>
+                <w:highlight w:val="yellow"/>
               </w:rPr>
             </m:ctrlPr>
           </m:fPr>
           <m:num>
             <m:r>
               <w:rPr>
-                <w:rFonts w:ascii="Cambria Math" w:hAnsi="Cambria Math" w:cs="Times New Roman"/>
-                <w:color w:val="0D0D0D" w:themeColor="text1" w:themeTint="F2"/>
-                <w:sz w:val="24"/>
-                <w:szCs w:val="24"/>
+                <w:rFonts w:ascii="Cambria Math" w:hAnsi="Cambria Math" w:cs="Arial"/>
+                <w:sz w:val="32"/>
+                <w:szCs w:val="32"/>
+                <w:highlight w:val="yellow"/>
               </w:rPr>
               <m:t>1</m:t>
             </m:r>
@@ -52,95 +1622,370 @@
           <m:den>
             <m:r>
               <w:rPr>
-                <w:rFonts w:ascii="Cambria Math" w:hAnsi="Cambria Math" w:cs="Times New Roman"/>
-                <w:color w:val="0D0D0D" w:themeColor="text1" w:themeTint="F2"/>
-                <w:sz w:val="24"/>
-                <w:szCs w:val="24"/>
-              </w:rPr>
-              <m:t>8</m:t>
+                <w:rFonts w:ascii="Cambria Math" w:hAnsi="Cambria Math" w:cs="Arial"/>
+                <w:sz w:val="32"/>
+                <w:szCs w:val="32"/>
+                <w:highlight w:val="yellow"/>
+              </w:rPr>
+              <m:t>2</m:t>
             </m:r>
           </m:den>
         </m:f>
       </m:oMath>
+    </w:p>
+    <w:p>
+      <w:pPr>
+        <w:pStyle w:val="Prrafodelista"/>
+        <w:numPr>
+          <w:ilvl w:val="0"/>
+          <w:numId w:val="2"/>
+        </w:numPr>
+        <w:rPr>
+          <w:rFonts w:ascii="Arial" w:hAnsi="Arial" w:cs="Arial"/>
+          <w:sz w:val="32"/>
+          <w:szCs w:val="32"/>
+        </w:rPr>
+      </w:pPr>
+      <m:oMath>
+        <m:f>
+          <m:fPr>
+            <m:ctrlPr>
+              <w:rPr>
+                <w:rFonts w:ascii="Cambria Math" w:hAnsi="Cambria Math" w:cs="Arial"/>
+                <w:i/>
+                <w:sz w:val="32"/>
+                <w:szCs w:val="32"/>
+              </w:rPr>
+            </m:ctrlPr>
+          </m:fPr>
+          <m:num>
+            <m:r>
+              <w:rPr>
+                <w:rFonts w:ascii="Cambria Math" w:hAnsi="Cambria Math" w:cs="Arial"/>
+                <w:sz w:val="32"/>
+                <w:szCs w:val="32"/>
+              </w:rPr>
+              <m:t>1</m:t>
+            </m:r>
+          </m:num>
+          <m:den>
+            <m:r>
+              <w:rPr>
+                <w:rFonts w:ascii="Cambria Math" w:hAnsi="Cambria Math" w:cs="Arial"/>
+                <w:sz w:val="32"/>
+                <w:szCs w:val="32"/>
+              </w:rPr>
+              <m:t>4</m:t>
+            </m:r>
+          </m:den>
+        </m:f>
+      </m:oMath>
+    </w:p>
+    <w:p>
+      <w:pPr>
+        <w:pStyle w:val="Prrafodelista"/>
+        <w:numPr>
+          <w:ilvl w:val="0"/>
+          <w:numId w:val="2"/>
+        </w:numPr>
+        <w:rPr>
+          <w:rFonts w:ascii="Arial" w:hAnsi="Arial" w:cs="Arial"/>
+          <w:sz w:val="28"/>
+          <w:szCs w:val="32"/>
+        </w:rPr>
+      </w:pPr>
+      <m:oMath>
+        <m:r>
+          <w:rPr>
+            <w:rFonts w:ascii="Cambria Math" w:hAnsi="Cambria Math" w:cs="Arial"/>
+            <w:sz w:val="28"/>
+            <w:szCs w:val="32"/>
+          </w:rPr>
+          <m:t>2</m:t>
+        </m:r>
+      </m:oMath>
+    </w:p>
+    <w:p>
+      <w:pPr>
+        <w:pStyle w:val="Prrafodelista"/>
+        <w:numPr>
+          <w:ilvl w:val="0"/>
+          <w:numId w:val="2"/>
+        </w:numPr>
+        <w:rPr>
+          <w:rFonts w:ascii="Arial" w:hAnsi="Arial" w:cs="Arial"/>
+          <w:sz w:val="28"/>
+          <w:szCs w:val="32"/>
+        </w:rPr>
+      </w:pPr>
+      <m:oMath>
+        <m:r>
+          <w:rPr>
+            <w:rFonts w:ascii="Cambria Math" w:hAnsi="Cambria Math" w:cs="Arial"/>
+            <w:sz w:val="28"/>
+            <w:szCs w:val="32"/>
+          </w:rPr>
+          <m:t>1</m:t>
+        </m:r>
+      </m:oMath>
+    </w:p>
+    <w:p>
+      <w:pPr>
+        <w:pStyle w:val="Prrafodelista"/>
+        <w:numPr>
+          <w:ilvl w:val="0"/>
+          <w:numId w:val="2"/>
+        </w:numPr>
+        <w:rPr>
+          <w:rFonts w:ascii="Arial" w:hAnsi="Arial" w:cs="Arial"/>
+          <w:sz w:val="28"/>
+          <w:szCs w:val="32"/>
+        </w:rPr>
+      </w:pPr>
+      <m:oMath>
+        <m:r>
+          <w:rPr>
+            <w:rFonts w:ascii="Cambria Math" w:hAnsi="Cambria Math" w:cs="Arial"/>
+            <w:sz w:val="28"/>
+            <w:szCs w:val="32"/>
+          </w:rPr>
+          <m:t>4</m:t>
+        </m:r>
+      </m:oMath>
+    </w:p>
+    <w:p>
+      <w:pPr>
+        <w:pStyle w:val="Prrafodelista"/>
+        <w:ind w:left="1080"/>
+        <w:rPr>
+          <w:rFonts w:ascii="Arial" w:hAnsi="Arial" w:cs="Arial"/>
+          <w:sz w:val="28"/>
+          <w:szCs w:val="32"/>
+        </w:rPr>
+      </w:pPr>
+    </w:p>
+    <w:p>
+      <w:pPr>
+        <w:pStyle w:val="Prrafodelista"/>
+        <w:numPr>
+          <w:ilvl w:val="0"/>
+          <w:numId w:val="1"/>
+        </w:numPr>
+        <w:rPr>
+          <w:rFonts w:ascii="Arial" w:hAnsi="Arial" w:cs="Arial"/>
+          <w:sz w:val="24"/>
+          <w:szCs w:val="24"/>
+        </w:rPr>
+      </w:pPr>
       <w:r>
         <w:rPr>
-          <w:rFonts w:ascii="Times New Roman" w:hAnsi="Times New Roman" w:cs="Times New Roman"/>
-          <w:color w:val="0D0D0D" w:themeColor="text1" w:themeTint="F2"/>
-          <w:sz w:val="24"/>
-          <w:szCs w:val="24"/>
-        </w:rPr>
-        <w:t xml:space="preserve"> de la película, 6 minutos después llega Roxana y sólo ve los </w:t>
+          <w:rFonts w:ascii="Arial" w:hAnsi="Arial" w:cs="Arial"/>
+          <w:sz w:val="24"/>
+          <w:szCs w:val="24"/>
+        </w:rPr>
+        <w:lastRenderedPageBreak/>
+        <w:t xml:space="preserve">Si el cociente notable: </w:t>
       </w:r>
       <m:oMath>
         <m:f>
           <m:fPr>
             <m:ctrlPr>
               <w:rPr>
-                <w:rFonts w:ascii="Cambria Math" w:hAnsi="Cambria Math" w:cs="Times New Roman"/>
-                <w:color w:val="0D0D0D" w:themeColor="text1" w:themeTint="F2"/>
-                <w:sz w:val="24"/>
-                <w:szCs w:val="24"/>
+                <w:rFonts w:ascii="Cambria Math" w:hAnsi="Cambria Math" w:cs="Arial"/>
+                <w:i/>
+                <w:sz w:val="32"/>
+                <w:szCs w:val="32"/>
               </w:rPr>
             </m:ctrlPr>
           </m:fPr>
           <m:num>
+            <m:sSup>
+              <m:sSupPr>
+                <m:ctrlPr>
+                  <w:rPr>
+                    <w:rFonts w:ascii="Cambria Math" w:hAnsi="Cambria Math" w:cs="Arial"/>
+                    <w:i/>
+                    <w:sz w:val="32"/>
+                    <w:szCs w:val="32"/>
+                  </w:rPr>
+                </m:ctrlPr>
+              </m:sSupPr>
+              <m:e>
+                <m:r>
+                  <w:rPr>
+                    <w:rFonts w:ascii="Cambria Math" w:hAnsi="Cambria Math" w:cs="Arial"/>
+                    <w:sz w:val="32"/>
+                    <w:szCs w:val="32"/>
+                  </w:rPr>
+                  <m:t>x</m:t>
+                </m:r>
+              </m:e>
+              <m:sup>
+                <m:r>
+                  <w:rPr>
+                    <w:rFonts w:ascii="Cambria Math" w:hAnsi="Cambria Math" w:cs="Arial"/>
+                    <w:sz w:val="32"/>
+                    <w:szCs w:val="32"/>
+                  </w:rPr>
+                  <m:t>m-8</m:t>
+                </m:r>
+              </m:sup>
+            </m:sSup>
             <m:r>
               <w:rPr>
-                <w:rFonts w:ascii="Cambria Math" w:hAnsi="Cambria Math" w:cs="Times New Roman"/>
-                <w:color w:val="0D0D0D" w:themeColor="text1" w:themeTint="F2"/>
-                <w:sz w:val="24"/>
-                <w:szCs w:val="24"/>
-              </w:rPr>
-              <m:t>4</m:t>
+                <w:rFonts w:ascii="Cambria Math" w:hAnsi="Cambria Math" w:cs="Arial"/>
+                <w:sz w:val="32"/>
+                <w:szCs w:val="32"/>
+              </w:rPr>
+              <m:t>-</m:t>
             </m:r>
+            <m:sSup>
+              <m:sSupPr>
+                <m:ctrlPr>
+                  <w:rPr>
+                    <w:rFonts w:ascii="Cambria Math" w:hAnsi="Cambria Math" w:cs="Arial"/>
+                    <w:i/>
+                    <w:sz w:val="32"/>
+                    <w:szCs w:val="32"/>
+                  </w:rPr>
+                </m:ctrlPr>
+              </m:sSupPr>
+              <m:e>
+                <m:r>
+                  <w:rPr>
+                    <w:rFonts w:ascii="Cambria Math" w:hAnsi="Cambria Math" w:cs="Arial"/>
+                    <w:sz w:val="32"/>
+                    <w:szCs w:val="32"/>
+                  </w:rPr>
+                  <m:t>y</m:t>
+                </m:r>
+              </m:e>
+              <m:sup>
+                <m:r>
+                  <w:rPr>
+                    <w:rFonts w:ascii="Cambria Math" w:hAnsi="Cambria Math" w:cs="Arial"/>
+                    <w:sz w:val="32"/>
+                    <w:szCs w:val="32"/>
+                  </w:rPr>
+                  <m:t>n+10</m:t>
+                </m:r>
+              </m:sup>
+            </m:sSup>
           </m:num>
           <m:den>
+            <m:sSup>
+              <m:sSupPr>
+                <m:ctrlPr>
+                  <w:rPr>
+                    <w:rFonts w:ascii="Cambria Math" w:hAnsi="Cambria Math" w:cs="Arial"/>
+                    <w:i/>
+                    <w:sz w:val="32"/>
+                    <w:szCs w:val="32"/>
+                  </w:rPr>
+                </m:ctrlPr>
+              </m:sSupPr>
+              <m:e>
+                <m:r>
+                  <w:rPr>
+                    <w:rFonts w:ascii="Cambria Math" w:hAnsi="Cambria Math" w:cs="Arial"/>
+                    <w:sz w:val="32"/>
+                    <w:szCs w:val="32"/>
+                  </w:rPr>
+                  <m:t>x</m:t>
+                </m:r>
+              </m:e>
+              <m:sup>
+                <m:r>
+                  <w:rPr>
+                    <w:rFonts w:ascii="Cambria Math" w:hAnsi="Cambria Math" w:cs="Arial"/>
+                    <w:sz w:val="32"/>
+                    <w:szCs w:val="32"/>
+                  </w:rPr>
+                  <m:t>5</m:t>
+                </m:r>
+              </m:sup>
+            </m:sSup>
             <m:r>
               <w:rPr>
-                <w:rFonts w:ascii="Cambria Math" w:hAnsi="Cambria Math" w:cs="Times New Roman"/>
-                <w:color w:val="0D0D0D" w:themeColor="text1" w:themeTint="F2"/>
-                <w:sz w:val="24"/>
-                <w:szCs w:val="24"/>
-              </w:rPr>
-              <m:t>5</m:t>
+                <w:rFonts w:ascii="Cambria Math" w:hAnsi="Cambria Math" w:cs="Arial"/>
+                <w:sz w:val="32"/>
+                <w:szCs w:val="32"/>
+              </w:rPr>
+              <m:t>-</m:t>
             </m:r>
+            <m:sSup>
+              <m:sSupPr>
+                <m:ctrlPr>
+                  <w:rPr>
+                    <w:rFonts w:ascii="Cambria Math" w:hAnsi="Cambria Math" w:cs="Arial"/>
+                    <w:i/>
+                    <w:sz w:val="32"/>
+                    <w:szCs w:val="32"/>
+                  </w:rPr>
+                </m:ctrlPr>
+              </m:sSupPr>
+              <m:e>
+                <m:r>
+                  <w:rPr>
+                    <w:rFonts w:ascii="Cambria Math" w:hAnsi="Cambria Math" w:cs="Arial"/>
+                    <w:sz w:val="32"/>
+                    <w:szCs w:val="32"/>
+                  </w:rPr>
+                  <m:t>y</m:t>
+                </m:r>
+              </m:e>
+              <m:sup>
+                <m:r>
+                  <w:rPr>
+                    <w:rFonts w:ascii="Cambria Math" w:hAnsi="Cambria Math" w:cs="Arial"/>
+                    <w:sz w:val="32"/>
+                    <w:szCs w:val="32"/>
+                  </w:rPr>
+                  <m:t>3</m:t>
+                </m:r>
+              </m:sup>
+            </m:sSup>
           </m:den>
         </m:f>
+        <m:r>
+          <w:rPr>
+            <w:rFonts w:ascii="Cambria Math" w:hAnsi="Cambria Math" w:cs="Arial"/>
+            <w:sz w:val="32"/>
+            <w:szCs w:val="32"/>
+          </w:rPr>
+          <m:t xml:space="preserve"> </m:t>
+        </m:r>
       </m:oMath>
       <w:r>
         <w:rPr>
-          <w:rFonts w:ascii="Times New Roman" w:hAnsi="Times New Roman" w:cs="Times New Roman"/>
-          <w:color w:val="0D0D0D" w:themeColor="text1" w:themeTint="F2"/>
-          <w:sz w:val="24"/>
-          <w:szCs w:val="24"/>
-        </w:rPr>
-        <w:t xml:space="preserve"> . Si la película empieza a las 16:00 pm ¿</w:t>
+          <w:rFonts w:ascii="Arial" w:hAnsi="Arial" w:cs="Arial"/>
+          <w:sz w:val="24"/>
+          <w:szCs w:val="24"/>
+        </w:rPr>
+        <w:t xml:space="preserve">tiene 15 términos. </w:t>
       </w:r>
       <w:r>
         <w:rPr>
-          <w:rFonts w:ascii="Times New Roman" w:hAnsi="Times New Roman" w:cs="Times New Roman"/>
-          <w:color w:val="0D0D0D" w:themeColor="text1" w:themeTint="F2"/>
-          <w:sz w:val="24"/>
-          <w:szCs w:val="24"/>
-        </w:rPr>
-        <w:t>a</w:t>
+          <w:rFonts w:ascii="Arial" w:hAnsi="Arial" w:cs="Arial"/>
+          <w:sz w:val="24"/>
+          <w:szCs w:val="24"/>
+        </w:rPr>
+        <w:t>Hallar el grado absoluto del término central</w:t>
       </w:r>
       <w:r>
         <w:rPr>
-          <w:rFonts w:ascii="Times New Roman" w:hAnsi="Times New Roman" w:cs="Times New Roman"/>
-          <w:color w:val="0D0D0D" w:themeColor="text1" w:themeTint="F2"/>
-          <w:sz w:val="24"/>
-          <w:szCs w:val="24"/>
-        </w:rPr>
-        <w:t xml:space="preserve"> qué hora termina?</w:t>
+          <w:rFonts w:ascii="Arial" w:hAnsi="Arial" w:cs="Arial"/>
+          <w:sz w:val="24"/>
+          <w:szCs w:val="24"/>
+        </w:rPr>
+        <w:t>.</w:t>
       </w:r>
     </w:p>
     <w:p>
       <w:pPr>
         <w:pStyle w:val="Prrafodelista"/>
         <w:rPr>
-          <w:rFonts w:ascii="Times New Roman" w:hAnsi="Times New Roman" w:cs="Times New Roman"/>
-          <w:color w:val="0D0D0D" w:themeColor="text1" w:themeTint="F2"/>
+          <w:rFonts w:ascii="Arial" w:hAnsi="Arial" w:cs="Arial"/>
           <w:sz w:val="24"/>
           <w:szCs w:val="24"/>
         </w:rPr>
@@ -151,11 +1996,10 @@
         <w:pStyle w:val="Prrafodelista"/>
         <w:numPr>
           <w:ilvl w:val="0"/>
-          <w:numId w:val="2"/>
+          <w:numId w:val="6"/>
         </w:numPr>
         <w:rPr>
-          <w:rFonts w:ascii="Times New Roman" w:hAnsi="Times New Roman" w:cs="Times New Roman"/>
-          <w:color w:val="0D0D0D" w:themeColor="text1" w:themeTint="F2"/>
+          <w:rFonts w:ascii="Arial" w:hAnsi="Arial" w:cs="Arial"/>
           <w:sz w:val="24"/>
           <w:szCs w:val="24"/>
           <w:highlight w:val="yellow"/>
@@ -163,13 +2007,12 @@
       </w:pPr>
       <w:r>
         <w:rPr>
-          <w:rFonts w:ascii="Times New Roman" w:hAnsi="Times New Roman" w:cs="Times New Roman"/>
-          <w:color w:val="0D0D0D" w:themeColor="text1" w:themeTint="F2"/>
+          <w:rFonts w:ascii="Arial" w:hAnsi="Arial" w:cs="Arial"/>
           <w:sz w:val="24"/>
           <w:szCs w:val="24"/>
           <w:highlight w:val="yellow"/>
         </w:rPr>
-        <w:t>15:20 p.m.</w:t>
+        <w:t>56</w:t>
       </w:r>
     </w:p>
     <w:p>
@@ -177,32 +2020,21 @@
         <w:pStyle w:val="Prrafodelista"/>
         <w:numPr>
           <w:ilvl w:val="0"/>
-          <w:numId w:val="2"/>
+          <w:numId w:val="6"/>
         </w:numPr>
         <w:rPr>
-          <w:rFonts w:ascii="Times New Roman" w:hAnsi="Times New Roman" w:cs="Times New Roman"/>
-          <w:color w:val="0D0D0D" w:themeColor="text1" w:themeTint="F2"/>
+          <w:rFonts w:ascii="Arial" w:hAnsi="Arial" w:cs="Arial"/>
           <w:sz w:val="24"/>
           <w:szCs w:val="24"/>
         </w:rPr>
       </w:pPr>
       <w:r>
         <w:rPr>
-          <w:rFonts w:ascii="Times New Roman" w:hAnsi="Times New Roman" w:cs="Times New Roman"/>
-          <w:color w:val="0D0D0D" w:themeColor="text1" w:themeTint="F2"/>
-          <w:sz w:val="24"/>
-          <w:szCs w:val="24"/>
-        </w:rPr>
-        <w:t>17:</w:t>
-      </w:r>
-      <w:r>
-        <w:rPr>
-          <w:rFonts w:ascii="Times New Roman" w:hAnsi="Times New Roman" w:cs="Times New Roman"/>
-          <w:color w:val="0D0D0D" w:themeColor="text1" w:themeTint="F2"/>
-          <w:sz w:val="24"/>
-          <w:szCs w:val="24"/>
-        </w:rPr>
-        <w:t>25 p.m.</w:t>
+          <w:rFonts w:ascii="Arial" w:hAnsi="Arial" w:cs="Arial"/>
+          <w:sz w:val="24"/>
+          <w:szCs w:val="24"/>
+        </w:rPr>
+        <w:t>48</w:t>
       </w:r>
     </w:p>
     <w:p>
@@ -210,23 +2042,21 @@
         <w:pStyle w:val="Prrafodelista"/>
         <w:numPr>
           <w:ilvl w:val="0"/>
-          <w:numId w:val="2"/>
+          <w:numId w:val="6"/>
         </w:numPr>
         <w:rPr>
-          <w:rFonts w:ascii="Times New Roman" w:hAnsi="Times New Roman" w:cs="Times New Roman"/>
-          <w:color w:val="0D0D0D" w:themeColor="text1" w:themeTint="F2"/>
+          <w:rFonts w:ascii="Arial" w:hAnsi="Arial" w:cs="Arial"/>
           <w:sz w:val="24"/>
           <w:szCs w:val="24"/>
         </w:rPr>
       </w:pPr>
       <w:r>
         <w:rPr>
-          <w:rFonts w:ascii="Times New Roman" w:hAnsi="Times New Roman" w:cs="Times New Roman"/>
-          <w:color w:val="0D0D0D" w:themeColor="text1" w:themeTint="F2"/>
-          <w:sz w:val="24"/>
-          <w:szCs w:val="24"/>
-        </w:rPr>
-        <w:t>17:30 p.m.</w:t>
+          <w:rFonts w:ascii="Arial" w:hAnsi="Arial" w:cs="Arial"/>
+          <w:sz w:val="24"/>
+          <w:szCs w:val="24"/>
+        </w:rPr>
+        <w:t>65</w:t>
       </w:r>
     </w:p>
     <w:p>
@@ -234,23 +2064,21 @@
         <w:pStyle w:val="Prrafodelista"/>
         <w:numPr>
           <w:ilvl w:val="0"/>
-          <w:numId w:val="2"/>
+          <w:numId w:val="6"/>
         </w:numPr>
         <w:rPr>
-          <w:rFonts w:ascii="Times New Roman" w:hAnsi="Times New Roman" w:cs="Times New Roman"/>
-          <w:color w:val="0D0D0D" w:themeColor="text1" w:themeTint="F2"/>
+          <w:rFonts w:ascii="Arial" w:hAnsi="Arial" w:cs="Arial"/>
           <w:sz w:val="24"/>
           <w:szCs w:val="24"/>
         </w:rPr>
       </w:pPr>
       <w:r>
         <w:rPr>
-          <w:rFonts w:ascii="Times New Roman" w:hAnsi="Times New Roman" w:cs="Times New Roman"/>
-          <w:color w:val="0D0D0D" w:themeColor="text1" w:themeTint="F2"/>
-          <w:sz w:val="24"/>
-          <w:szCs w:val="24"/>
-        </w:rPr>
-        <w:t>17:35 p.m.</w:t>
+          <w:rFonts w:ascii="Arial" w:hAnsi="Arial" w:cs="Arial"/>
+          <w:sz w:val="24"/>
+          <w:szCs w:val="24"/>
+        </w:rPr>
+        <w:t>42</w:t>
       </w:r>
     </w:p>
     <w:p>
@@ -258,32 +2086,37 @@
         <w:pStyle w:val="Prrafodelista"/>
         <w:numPr>
           <w:ilvl w:val="0"/>
-          <w:numId w:val="2"/>
+          <w:numId w:val="6"/>
         </w:numPr>
         <w:rPr>
-          <w:rFonts w:ascii="Times New Roman" w:hAnsi="Times New Roman" w:cs="Times New Roman"/>
-          <w:color w:val="0D0D0D" w:themeColor="text1" w:themeTint="F2"/>
+          <w:rFonts w:ascii="Arial" w:hAnsi="Arial" w:cs="Arial"/>
           <w:sz w:val="24"/>
           <w:szCs w:val="24"/>
         </w:rPr>
       </w:pPr>
       <w:r>
         <w:rPr>
-          <w:rFonts w:ascii="Times New Roman" w:hAnsi="Times New Roman" w:cs="Times New Roman"/>
-          <w:color w:val="0D0D0D" w:themeColor="text1" w:themeTint="F2"/>
-          <w:sz w:val="24"/>
-          <w:szCs w:val="24"/>
-        </w:rPr>
-        <w:t>14:40 p.m.</w:t>
+          <w:rFonts w:ascii="Arial" w:hAnsi="Arial" w:cs="Arial"/>
+          <w:sz w:val="24"/>
+          <w:szCs w:val="24"/>
+        </w:rPr>
+        <w:t>44</w:t>
       </w:r>
     </w:p>
     <w:p>
-      <w:bookmarkStart w:name="_GoBack" w:id="0"/>
+      <w:pPr>
+        <w:tabs>
+          <w:tab w:val="left" w:pos="2550"/>
+        </w:tabs>
+        <w:rPr>
+          <w:rFonts w:ascii="Arial" w:hAnsi="Arial" w:cs="Arial"/>
+          <w:sz w:val="24"/>
+          <w:szCs w:val="24"/>
+        </w:rPr>
+      </w:pPr>
+      <w:bookmarkStart w:id="0" w:name="_GoBack"/>
       <w:bookmarkEnd w:id="0"/>
     </w:p>
-    <w:altChunk r:id="AltChunkId1"/>
-    <w:altChunk r:id="AltChunkId2"/>
-    <w:altChunk r:id="AltChunkId3"/>
     <w:sectPr>
       <w:pgSz w:w="11906" w:h="16838"/>
       <w:pgMar w:top="1417" w:right="1701" w:bottom="1417" w:left="1701" w:header="708" w:footer="708" w:gutter="0"/>
@@ -297,10 +2130,10 @@
 <file path=word/numbering.xml><?xml version="1.0" encoding="utf-8"?>
 <w:numbering xmlns:wpc="http://schemas.microsoft.com/office/word/2010/wordprocessingCanvas" xmlns:cx="http://schemas.microsoft.com/office/drawing/2014/chartex" xmlns:cx1="http://schemas.microsoft.com/office/drawing/2015/9/8/chartex" xmlns:cx2="http://schemas.microsoft.com/office/drawing/2015/10/21/chartex" xmlns:cx3="http://schemas.microsoft.com/office/drawing/2016/5/9/chartex" xmlns:cx4="http://schemas.microsoft.com/office/drawing/2016/5/10/chartex" xmlns:cx5="http://schemas.microsoft.com/office/drawing/2016/5/11/chartex" xmlns:cx6="http://schemas.microsoft.com/office/drawing/2016/5/12/chartex" xmlns:cx7="http://schemas.microsoft.com/office/drawing/2016/5/13/chartex" xmlns:cx8="http://schemas.microsoft.com/office/drawing/2016/5/14/chartex" xmlns:mc="http://schemas.openxmlformats.org/markup-compatibility/2006" xmlns:aink="http://schemas.microsoft.com/office/drawing/2016/ink" xmlns:am3d="http://schemas.microsoft.com/office/drawing/2017/model3d" xmlns:o="urn:schemas-microsoft-com:office:office" xmlns:r="http://schemas.openxmlformats.org/officeDocument/2006/relationships" xmlns:m="http://schemas.openxmlformats.org/officeDocument/2006/math" xmlns:v="urn:schemas-microsoft-com:vml" xmlns:wp14="http://schemas.microsoft.com/office/word/2010/wordprocessingDrawing" xmlns:wp="http://schemas.openxmlformats.org/drawingml/2006/wordprocessingDrawing" xmlns:w10="urn:schemas-microsoft-com:office:word" xmlns:w="http://schemas.openxmlformats.org/wordprocessingml/2006/main" xmlns:w14="http://schemas.microsoft.com/office/word/2010/wordml" xmlns:w15="http://schemas.microsoft.com/office/word/2012/wordml" xmlns:w16cid="http://schemas.microsoft.com/office/word/2016/wordml/cid" xmlns:w16se="http://schemas.microsoft.com/office/word/2015/wordml/symex" xmlns:wpg="http://schemas.microsoft.com/office/word/2010/wordprocessingGroup" xmlns:wpi="http://schemas.microsoft.com/office/word/2010/wordprocessingInk" xmlns:wne="http://schemas.microsoft.com/office/word/2006/wordml" xmlns:wps="http://schemas.microsoft.com/office/word/2010/wordprocessingShape" mc:Ignorable="w14 w15 w16se w16cid wp14">
   <w:abstractNum w:abstractNumId="0" w15:restartNumberingAfterBreak="0">
-    <w:nsid w:val="1EC77F0E"/>
+    <w:nsid w:val="22D212B9"/>
     <w:multiLevelType w:val="hybridMultilevel"/>
-    <w:tmpl w:val="21ECE2A0"/>
-    <w:lvl w:ilvl="0" w:tplc="5C2A410E">
+    <w:tmpl w:val="C58292E4"/>
+    <w:lvl w:ilvl="0" w:tplc="6C10323E">
       <w:start w:val="1"/>
       <w:numFmt w:val="upperLetter"/>
       <w:lvlText w:val="%1)"/>
@@ -386,6 +2219,368 @@
     </w:lvl>
   </w:abstractNum>
   <w:abstractNum w:abstractNumId="1" w15:restartNumberingAfterBreak="0">
+    <w:nsid w:val="281C7BFD"/>
+    <w:multiLevelType w:val="hybridMultilevel"/>
+    <w:tmpl w:val="FF922376"/>
+    <w:lvl w:ilvl="0" w:tplc="EA52DE88">
+      <w:start w:val="1"/>
+      <w:numFmt w:val="upperLetter"/>
+      <w:lvlText w:val="%1)"/>
+      <w:lvlJc w:val="left"/>
+      <w:pPr>
+        <w:ind w:left="1080" w:hanging="360"/>
+      </w:pPr>
+      <w:rPr>
+        <w:rFonts w:hint="default"/>
+        <w:sz w:val="24"/>
+        <w:szCs w:val="24"/>
+      </w:rPr>
+    </w:lvl>
+    <w:lvl w:ilvl="1" w:tplc="280A0019" w:tentative="1">
+      <w:start w:val="1"/>
+      <w:numFmt w:val="lowerLetter"/>
+      <w:lvlText w:val="%2."/>
+      <w:lvlJc w:val="left"/>
+      <w:pPr>
+        <w:ind w:left="1800" w:hanging="360"/>
+      </w:pPr>
+    </w:lvl>
+    <w:lvl w:ilvl="2" w:tplc="280A001B" w:tentative="1">
+      <w:start w:val="1"/>
+      <w:numFmt w:val="lowerRoman"/>
+      <w:lvlText w:val="%3."/>
+      <w:lvlJc w:val="right"/>
+      <w:pPr>
+        <w:ind w:left="2520" w:hanging="180"/>
+      </w:pPr>
+    </w:lvl>
+    <w:lvl w:ilvl="3" w:tplc="280A000F" w:tentative="1">
+      <w:start w:val="1"/>
+      <w:numFmt w:val="decimal"/>
+      <w:lvlText w:val="%4."/>
+      <w:lvlJc w:val="left"/>
+      <w:pPr>
+        <w:ind w:left="3240" w:hanging="360"/>
+      </w:pPr>
+    </w:lvl>
+    <w:lvl w:ilvl="4" w:tplc="280A0019" w:tentative="1">
+      <w:start w:val="1"/>
+      <w:numFmt w:val="lowerLetter"/>
+      <w:lvlText w:val="%5."/>
+      <w:lvlJc w:val="left"/>
+      <w:pPr>
+        <w:ind w:left="3960" w:hanging="360"/>
+      </w:pPr>
+    </w:lvl>
+    <w:lvl w:ilvl="5" w:tplc="280A001B" w:tentative="1">
+      <w:start w:val="1"/>
+      <w:numFmt w:val="lowerRoman"/>
+      <w:lvlText w:val="%6."/>
+      <w:lvlJc w:val="right"/>
+      <w:pPr>
+        <w:ind w:left="4680" w:hanging="180"/>
+      </w:pPr>
+    </w:lvl>
+    <w:lvl w:ilvl="6" w:tplc="280A000F" w:tentative="1">
+      <w:start w:val="1"/>
+      <w:numFmt w:val="decimal"/>
+      <w:lvlText w:val="%7."/>
+      <w:lvlJc w:val="left"/>
+      <w:pPr>
+        <w:ind w:left="5400" w:hanging="360"/>
+      </w:pPr>
+    </w:lvl>
+    <w:lvl w:ilvl="7" w:tplc="280A0019" w:tentative="1">
+      <w:start w:val="1"/>
+      <w:numFmt w:val="lowerLetter"/>
+      <w:lvlText w:val="%8."/>
+      <w:lvlJc w:val="left"/>
+      <w:pPr>
+        <w:ind w:left="6120" w:hanging="360"/>
+      </w:pPr>
+    </w:lvl>
+    <w:lvl w:ilvl="8" w:tplc="280A001B" w:tentative="1">
+      <w:start w:val="1"/>
+      <w:numFmt w:val="lowerRoman"/>
+      <w:lvlText w:val="%9."/>
+      <w:lvlJc w:val="right"/>
+      <w:pPr>
+        <w:ind w:left="6840" w:hanging="180"/>
+      </w:pPr>
+    </w:lvl>
+  </w:abstractNum>
+  <w:abstractNum w:abstractNumId="2" w15:restartNumberingAfterBreak="0">
+    <w:nsid w:val="28E801F1"/>
+    <w:multiLevelType w:val="hybridMultilevel"/>
+    <w:tmpl w:val="714E6132"/>
+    <w:lvl w:ilvl="0" w:tplc="2DB4ABC6">
+      <w:start w:val="1"/>
+      <w:numFmt w:val="upperLetter"/>
+      <w:lvlText w:val="%1)"/>
+      <w:lvlJc w:val="left"/>
+      <w:pPr>
+        <w:ind w:left="1080" w:hanging="360"/>
+      </w:pPr>
+      <w:rPr>
+        <w:rFonts w:hint="default"/>
+        <w:sz w:val="24"/>
+        <w:szCs w:val="24"/>
+      </w:rPr>
+    </w:lvl>
+    <w:lvl w:ilvl="1" w:tplc="280A0019" w:tentative="1">
+      <w:start w:val="1"/>
+      <w:numFmt w:val="lowerLetter"/>
+      <w:lvlText w:val="%2."/>
+      <w:lvlJc w:val="left"/>
+      <w:pPr>
+        <w:ind w:left="1800" w:hanging="360"/>
+      </w:pPr>
+    </w:lvl>
+    <w:lvl w:ilvl="2" w:tplc="280A001B" w:tentative="1">
+      <w:start w:val="1"/>
+      <w:numFmt w:val="lowerRoman"/>
+      <w:lvlText w:val="%3."/>
+      <w:lvlJc w:val="right"/>
+      <w:pPr>
+        <w:ind w:left="2520" w:hanging="180"/>
+      </w:pPr>
+    </w:lvl>
+    <w:lvl w:ilvl="3" w:tplc="280A000F" w:tentative="1">
+      <w:start w:val="1"/>
+      <w:numFmt w:val="decimal"/>
+      <w:lvlText w:val="%4."/>
+      <w:lvlJc w:val="left"/>
+      <w:pPr>
+        <w:ind w:left="3240" w:hanging="360"/>
+      </w:pPr>
+    </w:lvl>
+    <w:lvl w:ilvl="4" w:tplc="280A0019" w:tentative="1">
+      <w:start w:val="1"/>
+      <w:numFmt w:val="lowerLetter"/>
+      <w:lvlText w:val="%5."/>
+      <w:lvlJc w:val="left"/>
+      <w:pPr>
+        <w:ind w:left="3960" w:hanging="360"/>
+      </w:pPr>
+    </w:lvl>
+    <w:lvl w:ilvl="5" w:tplc="280A001B" w:tentative="1">
+      <w:start w:val="1"/>
+      <w:numFmt w:val="lowerRoman"/>
+      <w:lvlText w:val="%6."/>
+      <w:lvlJc w:val="right"/>
+      <w:pPr>
+        <w:ind w:left="4680" w:hanging="180"/>
+      </w:pPr>
+    </w:lvl>
+    <w:lvl w:ilvl="6" w:tplc="280A000F" w:tentative="1">
+      <w:start w:val="1"/>
+      <w:numFmt w:val="decimal"/>
+      <w:lvlText w:val="%7."/>
+      <w:lvlJc w:val="left"/>
+      <w:pPr>
+        <w:ind w:left="5400" w:hanging="360"/>
+      </w:pPr>
+    </w:lvl>
+    <w:lvl w:ilvl="7" w:tplc="280A0019" w:tentative="1">
+      <w:start w:val="1"/>
+      <w:numFmt w:val="lowerLetter"/>
+      <w:lvlText w:val="%8."/>
+      <w:lvlJc w:val="left"/>
+      <w:pPr>
+        <w:ind w:left="6120" w:hanging="360"/>
+      </w:pPr>
+    </w:lvl>
+    <w:lvl w:ilvl="8" w:tplc="280A001B" w:tentative="1">
+      <w:start w:val="1"/>
+      <w:numFmt w:val="lowerRoman"/>
+      <w:lvlText w:val="%9."/>
+      <w:lvlJc w:val="right"/>
+      <w:pPr>
+        <w:ind w:left="6840" w:hanging="180"/>
+      </w:pPr>
+    </w:lvl>
+  </w:abstractNum>
+  <w:abstractNum w:abstractNumId="3" w15:restartNumberingAfterBreak="0">
+    <w:nsid w:val="527E7E5E"/>
+    <w:multiLevelType w:val="hybridMultilevel"/>
+    <w:tmpl w:val="8EE45120"/>
+    <w:lvl w:ilvl="0" w:tplc="9A9829A2">
+      <w:start w:val="1"/>
+      <w:numFmt w:val="upperLetter"/>
+      <w:lvlText w:val="%1)"/>
+      <w:lvlJc w:val="left"/>
+      <w:pPr>
+        <w:ind w:left="1080" w:hanging="360"/>
+      </w:pPr>
+      <w:rPr>
+        <w:rFonts w:hint="default"/>
+        <w:sz w:val="24"/>
+        <w:szCs w:val="24"/>
+      </w:rPr>
+    </w:lvl>
+    <w:lvl w:ilvl="1" w:tplc="280A0019" w:tentative="1">
+      <w:start w:val="1"/>
+      <w:numFmt w:val="lowerLetter"/>
+      <w:lvlText w:val="%2."/>
+      <w:lvlJc w:val="left"/>
+      <w:pPr>
+        <w:ind w:left="1800" w:hanging="360"/>
+      </w:pPr>
+    </w:lvl>
+    <w:lvl w:ilvl="2" w:tplc="280A001B" w:tentative="1">
+      <w:start w:val="1"/>
+      <w:numFmt w:val="lowerRoman"/>
+      <w:lvlText w:val="%3."/>
+      <w:lvlJc w:val="right"/>
+      <w:pPr>
+        <w:ind w:left="2520" w:hanging="180"/>
+      </w:pPr>
+    </w:lvl>
+    <w:lvl w:ilvl="3" w:tplc="280A000F" w:tentative="1">
+      <w:start w:val="1"/>
+      <w:numFmt w:val="decimal"/>
+      <w:lvlText w:val="%4."/>
+      <w:lvlJc w:val="left"/>
+      <w:pPr>
+        <w:ind w:left="3240" w:hanging="360"/>
+      </w:pPr>
+    </w:lvl>
+    <w:lvl w:ilvl="4" w:tplc="280A0019" w:tentative="1">
+      <w:start w:val="1"/>
+      <w:numFmt w:val="lowerLetter"/>
+      <w:lvlText w:val="%5."/>
+      <w:lvlJc w:val="left"/>
+      <w:pPr>
+        <w:ind w:left="3960" w:hanging="360"/>
+      </w:pPr>
+    </w:lvl>
+    <w:lvl w:ilvl="5" w:tplc="280A001B" w:tentative="1">
+      <w:start w:val="1"/>
+      <w:numFmt w:val="lowerRoman"/>
+      <w:lvlText w:val="%6."/>
+      <w:lvlJc w:val="right"/>
+      <w:pPr>
+        <w:ind w:left="4680" w:hanging="180"/>
+      </w:pPr>
+    </w:lvl>
+    <w:lvl w:ilvl="6" w:tplc="280A000F" w:tentative="1">
+      <w:start w:val="1"/>
+      <w:numFmt w:val="decimal"/>
+      <w:lvlText w:val="%7."/>
+      <w:lvlJc w:val="left"/>
+      <w:pPr>
+        <w:ind w:left="5400" w:hanging="360"/>
+      </w:pPr>
+    </w:lvl>
+    <w:lvl w:ilvl="7" w:tplc="280A0019" w:tentative="1">
+      <w:start w:val="1"/>
+      <w:numFmt w:val="lowerLetter"/>
+      <w:lvlText w:val="%8."/>
+      <w:lvlJc w:val="left"/>
+      <w:pPr>
+        <w:ind w:left="6120" w:hanging="360"/>
+      </w:pPr>
+    </w:lvl>
+    <w:lvl w:ilvl="8" w:tplc="280A001B" w:tentative="1">
+      <w:start w:val="1"/>
+      <w:numFmt w:val="lowerRoman"/>
+      <w:lvlText w:val="%9."/>
+      <w:lvlJc w:val="right"/>
+      <w:pPr>
+        <w:ind w:left="6840" w:hanging="180"/>
+      </w:pPr>
+    </w:lvl>
+  </w:abstractNum>
+  <w:abstractNum w:abstractNumId="4" w15:restartNumberingAfterBreak="0">
+    <w:nsid w:val="6C4272F1"/>
+    <w:multiLevelType w:val="hybridMultilevel"/>
+    <w:tmpl w:val="76AAD3C2"/>
+    <w:lvl w:ilvl="0" w:tplc="EE1A03B4">
+      <w:start w:val="1"/>
+      <w:numFmt w:val="upperLetter"/>
+      <w:lvlText w:val="%1)"/>
+      <w:lvlJc w:val="left"/>
+      <w:pPr>
+        <w:ind w:left="1080" w:hanging="360"/>
+      </w:pPr>
+      <w:rPr>
+        <w:rFonts w:hint="default"/>
+      </w:rPr>
+    </w:lvl>
+    <w:lvl w:ilvl="1" w:tplc="280A0019" w:tentative="1">
+      <w:start w:val="1"/>
+      <w:numFmt w:val="lowerLetter"/>
+      <w:lvlText w:val="%2."/>
+      <w:lvlJc w:val="left"/>
+      <w:pPr>
+        <w:ind w:left="1800" w:hanging="360"/>
+      </w:pPr>
+    </w:lvl>
+    <w:lvl w:ilvl="2" w:tplc="280A001B" w:tentative="1">
+      <w:start w:val="1"/>
+      <w:numFmt w:val="lowerRoman"/>
+      <w:lvlText w:val="%3."/>
+      <w:lvlJc w:val="right"/>
+      <w:pPr>
+        <w:ind w:left="2520" w:hanging="180"/>
+      </w:pPr>
+    </w:lvl>
+    <w:lvl w:ilvl="3" w:tplc="280A000F" w:tentative="1">
+      <w:start w:val="1"/>
+      <w:numFmt w:val="decimal"/>
+      <w:lvlText w:val="%4."/>
+      <w:lvlJc w:val="left"/>
+      <w:pPr>
+        <w:ind w:left="3240" w:hanging="360"/>
+      </w:pPr>
+    </w:lvl>
+    <w:lvl w:ilvl="4" w:tplc="280A0019" w:tentative="1">
+      <w:start w:val="1"/>
+      <w:numFmt w:val="lowerLetter"/>
+      <w:lvlText w:val="%5."/>
+      <w:lvlJc w:val="left"/>
+      <w:pPr>
+        <w:ind w:left="3960" w:hanging="360"/>
+      </w:pPr>
+    </w:lvl>
+    <w:lvl w:ilvl="5" w:tplc="280A001B" w:tentative="1">
+      <w:start w:val="1"/>
+      <w:numFmt w:val="lowerRoman"/>
+      <w:lvlText w:val="%6."/>
+      <w:lvlJc w:val="right"/>
+      <w:pPr>
+        <w:ind w:left="4680" w:hanging="180"/>
+      </w:pPr>
+    </w:lvl>
+    <w:lvl w:ilvl="6" w:tplc="280A000F" w:tentative="1">
+      <w:start w:val="1"/>
+      <w:numFmt w:val="decimal"/>
+      <w:lvlText w:val="%7."/>
+      <w:lvlJc w:val="left"/>
+      <w:pPr>
+        <w:ind w:left="5400" w:hanging="360"/>
+      </w:pPr>
+    </w:lvl>
+    <w:lvl w:ilvl="7" w:tplc="280A0019" w:tentative="1">
+      <w:start w:val="1"/>
+      <w:numFmt w:val="lowerLetter"/>
+      <w:lvlText w:val="%8."/>
+      <w:lvlJc w:val="left"/>
+      <w:pPr>
+        <w:ind w:left="6120" w:hanging="360"/>
+      </w:pPr>
+    </w:lvl>
+    <w:lvl w:ilvl="8" w:tplc="280A001B" w:tentative="1">
+      <w:start w:val="1"/>
+      <w:numFmt w:val="lowerRoman"/>
+      <w:lvlText w:val="%9."/>
+      <w:lvlJc w:val="right"/>
+      <w:pPr>
+        <w:ind w:left="6840" w:hanging="180"/>
+      </w:pPr>
+    </w:lvl>
+  </w:abstractNum>
+  <w:abstractNum w:abstractNumId="5" w15:restartNumberingAfterBreak="0">
     <w:nsid w:val="7608718B"/>
     <w:multiLevelType w:val="hybridMultilevel"/>
     <w:tmpl w:val="BC0812B4"/>
@@ -476,11 +2671,24 @@
     </w:lvl>
   </w:abstractNum>
   <w:num w:numId="1">
+    <w:abstractNumId w:val="5"/>
+  </w:num>
+  <w:num w:numId="2">
+    <w:abstractNumId w:val="3"/>
+  </w:num>
+  <w:num w:numId="3">
     <w:abstractNumId w:val="1"/>
   </w:num>
-  <w:num w:numId="2">
+  <w:num w:numId="4">
+    <w:abstractNumId w:val="2"/>
+  </w:num>
+  <w:num w:numId="5">
     <w:abstractNumId w:val="0"/>
   </w:num>
+  <w:num w:numId="6">
+    <w:abstractNumId w:val="4"/>
+  </w:num>
+  <w:numIdMacAtCleanup w:val="6"/>
 </w:numbering>
 </file>
 
@@ -490,9 +2698,11 @@
     <w:rPrDefault>
       <w:rPr>
         <w:rFonts w:asciiTheme="minorHAnsi" w:eastAsiaTheme="minorHAnsi" w:hAnsiTheme="minorHAnsi" w:cstheme="minorBidi"/>
+        <w:kern w:val="2"/>
         <w:sz w:val="22"/>
         <w:szCs w:val="22"/>
         <w:lang w:val="es-PE" w:eastAsia="en-US" w:bidi="ar-SA"/>
+        <w14:ligatures w14:val="standardContextual"/>
       </w:rPr>
     </w:rPrDefault>
     <w:pPrDefault>
@@ -881,6 +3091,210 @@
   <w:style w:type="paragraph" w:default="1" w:styleId="Normal">
     <w:name w:val="Normal"/>
     <w:qFormat/>
+    <w:rsid w:val="00A0627A"/>
+    <w:rPr>
+      <w:kern w:val="0"/>
+      <w14:ligatures w14:val="none"/>
+    </w:rPr>
+  </w:style>
+  <w:style w:type="paragraph" w:styleId="Ttulo1">
+    <w:name w:val="heading 1"/>
+    <w:basedOn w:val="Normal"/>
+    <w:next w:val="Normal"/>
+    <w:link w:val="Ttulo1Car"/>
+    <w:uiPriority w:val="9"/>
+    <w:qFormat/>
+    <w:rsid w:val="00E74F34"/>
+    <w:pPr>
+      <w:keepNext/>
+      <w:keepLines/>
+      <w:spacing w:before="360" w:after="80"/>
+      <w:outlineLvl w:val="0"/>
+    </w:pPr>
+    <w:rPr>
+      <w:rFonts w:asciiTheme="majorHAnsi" w:eastAsiaTheme="majorEastAsia" w:hAnsiTheme="majorHAnsi" w:cstheme="majorBidi"/>
+      <w:color w:val="2F5496" w:themeColor="accent1" w:themeShade="BF"/>
+      <w:sz w:val="40"/>
+      <w:szCs w:val="40"/>
+    </w:rPr>
+  </w:style>
+  <w:style w:type="paragraph" w:styleId="Ttulo2">
+    <w:name w:val="heading 2"/>
+    <w:basedOn w:val="Normal"/>
+    <w:next w:val="Normal"/>
+    <w:link w:val="Ttulo2Car"/>
+    <w:uiPriority w:val="9"/>
+    <w:semiHidden/>
+    <w:unhideWhenUsed/>
+    <w:qFormat/>
+    <w:rsid w:val="00E74F34"/>
+    <w:pPr>
+      <w:keepNext/>
+      <w:keepLines/>
+      <w:spacing w:before="160" w:after="80"/>
+      <w:outlineLvl w:val="1"/>
+    </w:pPr>
+    <w:rPr>
+      <w:rFonts w:asciiTheme="majorHAnsi" w:eastAsiaTheme="majorEastAsia" w:hAnsiTheme="majorHAnsi" w:cstheme="majorBidi"/>
+      <w:color w:val="2F5496" w:themeColor="accent1" w:themeShade="BF"/>
+      <w:sz w:val="32"/>
+      <w:szCs w:val="32"/>
+    </w:rPr>
+  </w:style>
+  <w:style w:type="paragraph" w:styleId="Ttulo3">
+    <w:name w:val="heading 3"/>
+    <w:basedOn w:val="Normal"/>
+    <w:next w:val="Normal"/>
+    <w:link w:val="Ttulo3Car"/>
+    <w:uiPriority w:val="9"/>
+    <w:semiHidden/>
+    <w:unhideWhenUsed/>
+    <w:qFormat/>
+    <w:rsid w:val="00E74F34"/>
+    <w:pPr>
+      <w:keepNext/>
+      <w:keepLines/>
+      <w:spacing w:before="160" w:after="80"/>
+      <w:outlineLvl w:val="2"/>
+    </w:pPr>
+    <w:rPr>
+      <w:rFonts w:eastAsiaTheme="majorEastAsia" w:cstheme="majorBidi"/>
+      <w:color w:val="2F5496" w:themeColor="accent1" w:themeShade="BF"/>
+      <w:sz w:val="28"/>
+      <w:szCs w:val="28"/>
+    </w:rPr>
+  </w:style>
+  <w:style w:type="paragraph" w:styleId="Ttulo4">
+    <w:name w:val="heading 4"/>
+    <w:basedOn w:val="Normal"/>
+    <w:next w:val="Normal"/>
+    <w:link w:val="Ttulo4Car"/>
+    <w:uiPriority w:val="9"/>
+    <w:semiHidden/>
+    <w:unhideWhenUsed/>
+    <w:qFormat/>
+    <w:rsid w:val="00E74F34"/>
+    <w:pPr>
+      <w:keepNext/>
+      <w:keepLines/>
+      <w:spacing w:before="80" w:after="40"/>
+      <w:outlineLvl w:val="3"/>
+    </w:pPr>
+    <w:rPr>
+      <w:rFonts w:eastAsiaTheme="majorEastAsia" w:cstheme="majorBidi"/>
+      <w:i/>
+      <w:iCs/>
+      <w:color w:val="2F5496" w:themeColor="accent1" w:themeShade="BF"/>
+    </w:rPr>
+  </w:style>
+  <w:style w:type="paragraph" w:styleId="Ttulo5">
+    <w:name w:val="heading 5"/>
+    <w:basedOn w:val="Normal"/>
+    <w:next w:val="Normal"/>
+    <w:link w:val="Ttulo5Car"/>
+    <w:uiPriority w:val="9"/>
+    <w:semiHidden/>
+    <w:unhideWhenUsed/>
+    <w:qFormat/>
+    <w:rsid w:val="00E74F34"/>
+    <w:pPr>
+      <w:keepNext/>
+      <w:keepLines/>
+      <w:spacing w:before="80" w:after="40"/>
+      <w:outlineLvl w:val="4"/>
+    </w:pPr>
+    <w:rPr>
+      <w:rFonts w:eastAsiaTheme="majorEastAsia" w:cstheme="majorBidi"/>
+      <w:color w:val="2F5496" w:themeColor="accent1" w:themeShade="BF"/>
+    </w:rPr>
+  </w:style>
+  <w:style w:type="paragraph" w:styleId="Ttulo6">
+    <w:name w:val="heading 6"/>
+    <w:basedOn w:val="Normal"/>
+    <w:next w:val="Normal"/>
+    <w:link w:val="Ttulo6Car"/>
+    <w:uiPriority w:val="9"/>
+    <w:semiHidden/>
+    <w:unhideWhenUsed/>
+    <w:qFormat/>
+    <w:rsid w:val="00E74F34"/>
+    <w:pPr>
+      <w:keepNext/>
+      <w:keepLines/>
+      <w:spacing w:before="40" w:after="0"/>
+      <w:outlineLvl w:val="5"/>
+    </w:pPr>
+    <w:rPr>
+      <w:rFonts w:eastAsiaTheme="majorEastAsia" w:cstheme="majorBidi"/>
+      <w:i/>
+      <w:iCs/>
+      <w:color w:val="595959" w:themeColor="text1" w:themeTint="A6"/>
+    </w:rPr>
+  </w:style>
+  <w:style w:type="paragraph" w:styleId="Ttulo7">
+    <w:name w:val="heading 7"/>
+    <w:basedOn w:val="Normal"/>
+    <w:next w:val="Normal"/>
+    <w:link w:val="Ttulo7Car"/>
+    <w:uiPriority w:val="9"/>
+    <w:semiHidden/>
+    <w:unhideWhenUsed/>
+    <w:qFormat/>
+    <w:rsid w:val="00E74F34"/>
+    <w:pPr>
+      <w:keepNext/>
+      <w:keepLines/>
+      <w:spacing w:before="40" w:after="0"/>
+      <w:outlineLvl w:val="6"/>
+    </w:pPr>
+    <w:rPr>
+      <w:rFonts w:eastAsiaTheme="majorEastAsia" w:cstheme="majorBidi"/>
+      <w:color w:val="595959" w:themeColor="text1" w:themeTint="A6"/>
+    </w:rPr>
+  </w:style>
+  <w:style w:type="paragraph" w:styleId="Ttulo8">
+    <w:name w:val="heading 8"/>
+    <w:basedOn w:val="Normal"/>
+    <w:next w:val="Normal"/>
+    <w:link w:val="Ttulo8Car"/>
+    <w:uiPriority w:val="9"/>
+    <w:semiHidden/>
+    <w:unhideWhenUsed/>
+    <w:qFormat/>
+    <w:rsid w:val="00E74F34"/>
+    <w:pPr>
+      <w:keepNext/>
+      <w:keepLines/>
+      <w:spacing w:after="0"/>
+      <w:outlineLvl w:val="7"/>
+    </w:pPr>
+    <w:rPr>
+      <w:rFonts w:eastAsiaTheme="majorEastAsia" w:cstheme="majorBidi"/>
+      <w:i/>
+      <w:iCs/>
+      <w:color w:val="272727" w:themeColor="text1" w:themeTint="D8"/>
+    </w:rPr>
+  </w:style>
+  <w:style w:type="paragraph" w:styleId="Ttulo9">
+    <w:name w:val="heading 9"/>
+    <w:basedOn w:val="Normal"/>
+    <w:next w:val="Normal"/>
+    <w:link w:val="Ttulo9Car"/>
+    <w:uiPriority w:val="9"/>
+    <w:semiHidden/>
+    <w:unhideWhenUsed/>
+    <w:qFormat/>
+    <w:rsid w:val="00E74F34"/>
+    <w:pPr>
+      <w:keepNext/>
+      <w:keepLines/>
+      <w:spacing w:after="0"/>
+      <w:outlineLvl w:val="8"/>
+    </w:pPr>
+    <w:rPr>
+      <w:rFonts w:eastAsiaTheme="majorEastAsia" w:cstheme="majorBidi"/>
+      <w:color w:val="272727" w:themeColor="text1" w:themeTint="D8"/>
+    </w:rPr>
   </w:style>
   <w:style w:type="character" w:default="1" w:styleId="Fuentedeprrafopredeter">
     <w:name w:val="Default Paragraph Font"/>
@@ -909,16 +3323,295 @@
     <w:semiHidden/>
     <w:unhideWhenUsed/>
   </w:style>
+  <w:style w:type="character" w:customStyle="1" w:styleId="Ttulo1Car">
+    <w:name w:val="Título 1 Car"/>
+    <w:basedOn w:val="Fuentedeprrafopredeter"/>
+    <w:link w:val="Ttulo1"/>
+    <w:uiPriority w:val="9"/>
+    <w:rsid w:val="00E74F34"/>
+    <w:rPr>
+      <w:rFonts w:asciiTheme="majorHAnsi" w:eastAsiaTheme="majorEastAsia" w:hAnsiTheme="majorHAnsi" w:cstheme="majorBidi"/>
+      <w:color w:val="2F5496" w:themeColor="accent1" w:themeShade="BF"/>
+      <w:sz w:val="40"/>
+      <w:szCs w:val="40"/>
+    </w:rPr>
+  </w:style>
+  <w:style w:type="character" w:customStyle="1" w:styleId="Ttulo2Car">
+    <w:name w:val="Título 2 Car"/>
+    <w:basedOn w:val="Fuentedeprrafopredeter"/>
+    <w:link w:val="Ttulo2"/>
+    <w:uiPriority w:val="9"/>
+    <w:semiHidden/>
+    <w:rsid w:val="00E74F34"/>
+    <w:rPr>
+      <w:rFonts w:asciiTheme="majorHAnsi" w:eastAsiaTheme="majorEastAsia" w:hAnsiTheme="majorHAnsi" w:cstheme="majorBidi"/>
+      <w:color w:val="2F5496" w:themeColor="accent1" w:themeShade="BF"/>
+      <w:sz w:val="32"/>
+      <w:szCs w:val="32"/>
+    </w:rPr>
+  </w:style>
+  <w:style w:type="character" w:customStyle="1" w:styleId="Ttulo3Car">
+    <w:name w:val="Título 3 Car"/>
+    <w:basedOn w:val="Fuentedeprrafopredeter"/>
+    <w:link w:val="Ttulo3"/>
+    <w:uiPriority w:val="9"/>
+    <w:semiHidden/>
+    <w:rsid w:val="00E74F34"/>
+    <w:rPr>
+      <w:rFonts w:eastAsiaTheme="majorEastAsia" w:cstheme="majorBidi"/>
+      <w:color w:val="2F5496" w:themeColor="accent1" w:themeShade="BF"/>
+      <w:sz w:val="28"/>
+      <w:szCs w:val="28"/>
+    </w:rPr>
+  </w:style>
+  <w:style w:type="character" w:customStyle="1" w:styleId="Ttulo4Car">
+    <w:name w:val="Título 4 Car"/>
+    <w:basedOn w:val="Fuentedeprrafopredeter"/>
+    <w:link w:val="Ttulo4"/>
+    <w:uiPriority w:val="9"/>
+    <w:semiHidden/>
+    <w:rsid w:val="00E74F34"/>
+    <w:rPr>
+      <w:rFonts w:eastAsiaTheme="majorEastAsia" w:cstheme="majorBidi"/>
+      <w:i/>
+      <w:iCs/>
+      <w:color w:val="2F5496" w:themeColor="accent1" w:themeShade="BF"/>
+    </w:rPr>
+  </w:style>
+  <w:style w:type="character" w:customStyle="1" w:styleId="Ttulo5Car">
+    <w:name w:val="Título 5 Car"/>
+    <w:basedOn w:val="Fuentedeprrafopredeter"/>
+    <w:link w:val="Ttulo5"/>
+    <w:uiPriority w:val="9"/>
+    <w:semiHidden/>
+    <w:rsid w:val="00E74F34"/>
+    <w:rPr>
+      <w:rFonts w:eastAsiaTheme="majorEastAsia" w:cstheme="majorBidi"/>
+      <w:color w:val="2F5496" w:themeColor="accent1" w:themeShade="BF"/>
+    </w:rPr>
+  </w:style>
+  <w:style w:type="character" w:customStyle="1" w:styleId="Ttulo6Car">
+    <w:name w:val="Título 6 Car"/>
+    <w:basedOn w:val="Fuentedeprrafopredeter"/>
+    <w:link w:val="Ttulo6"/>
+    <w:uiPriority w:val="9"/>
+    <w:semiHidden/>
+    <w:rsid w:val="00E74F34"/>
+    <w:rPr>
+      <w:rFonts w:eastAsiaTheme="majorEastAsia" w:cstheme="majorBidi"/>
+      <w:i/>
+      <w:iCs/>
+      <w:color w:val="595959" w:themeColor="text1" w:themeTint="A6"/>
+    </w:rPr>
+  </w:style>
+  <w:style w:type="character" w:customStyle="1" w:styleId="Ttulo7Car">
+    <w:name w:val="Título 7 Car"/>
+    <w:basedOn w:val="Fuentedeprrafopredeter"/>
+    <w:link w:val="Ttulo7"/>
+    <w:uiPriority w:val="9"/>
+    <w:semiHidden/>
+    <w:rsid w:val="00E74F34"/>
+    <w:rPr>
+      <w:rFonts w:eastAsiaTheme="majorEastAsia" w:cstheme="majorBidi"/>
+      <w:color w:val="595959" w:themeColor="text1" w:themeTint="A6"/>
+    </w:rPr>
+  </w:style>
+  <w:style w:type="character" w:customStyle="1" w:styleId="Ttulo8Car">
+    <w:name w:val="Título 8 Car"/>
+    <w:basedOn w:val="Fuentedeprrafopredeter"/>
+    <w:link w:val="Ttulo8"/>
+    <w:uiPriority w:val="9"/>
+    <w:semiHidden/>
+    <w:rsid w:val="00E74F34"/>
+    <w:rPr>
+      <w:rFonts w:eastAsiaTheme="majorEastAsia" w:cstheme="majorBidi"/>
+      <w:i/>
+      <w:iCs/>
+      <w:color w:val="272727" w:themeColor="text1" w:themeTint="D8"/>
+    </w:rPr>
+  </w:style>
+  <w:style w:type="character" w:customStyle="1" w:styleId="Ttulo9Car">
+    <w:name w:val="Título 9 Car"/>
+    <w:basedOn w:val="Fuentedeprrafopredeter"/>
+    <w:link w:val="Ttulo9"/>
+    <w:uiPriority w:val="9"/>
+    <w:semiHidden/>
+    <w:rsid w:val="00E74F34"/>
+    <w:rPr>
+      <w:rFonts w:eastAsiaTheme="majorEastAsia" w:cstheme="majorBidi"/>
+      <w:color w:val="272727" w:themeColor="text1" w:themeTint="D8"/>
+    </w:rPr>
+  </w:style>
+  <w:style w:type="paragraph" w:styleId="Ttulo">
+    <w:name w:val="Title"/>
+    <w:basedOn w:val="Normal"/>
+    <w:next w:val="Normal"/>
+    <w:link w:val="TtuloCar"/>
+    <w:uiPriority w:val="10"/>
+    <w:qFormat/>
+    <w:rsid w:val="00E74F34"/>
+    <w:pPr>
+      <w:spacing w:after="80" w:line="240" w:lineRule="auto"/>
+      <w:contextualSpacing/>
+    </w:pPr>
+    <w:rPr>
+      <w:rFonts w:asciiTheme="majorHAnsi" w:eastAsiaTheme="majorEastAsia" w:hAnsiTheme="majorHAnsi" w:cstheme="majorBidi"/>
+      <w:spacing w:val="-10"/>
+      <w:kern w:val="28"/>
+      <w:sz w:val="56"/>
+      <w:szCs w:val="56"/>
+    </w:rPr>
+  </w:style>
+  <w:style w:type="character" w:customStyle="1" w:styleId="TtuloCar">
+    <w:name w:val="Título Car"/>
+    <w:basedOn w:val="Fuentedeprrafopredeter"/>
+    <w:link w:val="Ttulo"/>
+    <w:uiPriority w:val="10"/>
+    <w:rsid w:val="00E74F34"/>
+    <w:rPr>
+      <w:rFonts w:asciiTheme="majorHAnsi" w:eastAsiaTheme="majorEastAsia" w:hAnsiTheme="majorHAnsi" w:cstheme="majorBidi"/>
+      <w:spacing w:val="-10"/>
+      <w:kern w:val="28"/>
+      <w:sz w:val="56"/>
+      <w:szCs w:val="56"/>
+    </w:rPr>
+  </w:style>
+  <w:style w:type="paragraph" w:styleId="Subttulo">
+    <w:name w:val="Subtitle"/>
+    <w:basedOn w:val="Normal"/>
+    <w:next w:val="Normal"/>
+    <w:link w:val="SubttuloCar"/>
+    <w:uiPriority w:val="11"/>
+    <w:qFormat/>
+    <w:rsid w:val="00E74F34"/>
+    <w:pPr>
+      <w:numPr>
+        <w:ilvl w:val="1"/>
+      </w:numPr>
+    </w:pPr>
+    <w:rPr>
+      <w:rFonts w:eastAsiaTheme="majorEastAsia" w:cstheme="majorBidi"/>
+      <w:color w:val="595959" w:themeColor="text1" w:themeTint="A6"/>
+      <w:spacing w:val="15"/>
+      <w:sz w:val="28"/>
+      <w:szCs w:val="28"/>
+    </w:rPr>
+  </w:style>
+  <w:style w:type="character" w:customStyle="1" w:styleId="SubttuloCar">
+    <w:name w:val="Subtítulo Car"/>
+    <w:basedOn w:val="Fuentedeprrafopredeter"/>
+    <w:link w:val="Subttulo"/>
+    <w:uiPriority w:val="11"/>
+    <w:rsid w:val="00E74F34"/>
+    <w:rPr>
+      <w:rFonts w:eastAsiaTheme="majorEastAsia" w:cstheme="majorBidi"/>
+      <w:color w:val="595959" w:themeColor="text1" w:themeTint="A6"/>
+      <w:spacing w:val="15"/>
+      <w:sz w:val="28"/>
+      <w:szCs w:val="28"/>
+    </w:rPr>
+  </w:style>
+  <w:style w:type="paragraph" w:styleId="Cita">
+    <w:name w:val="Quote"/>
+    <w:basedOn w:val="Normal"/>
+    <w:next w:val="Normal"/>
+    <w:link w:val="CitaCar"/>
+    <w:uiPriority w:val="29"/>
+    <w:qFormat/>
+    <w:rsid w:val="00E74F34"/>
+    <w:pPr>
+      <w:spacing w:before="160"/>
+      <w:jc w:val="center"/>
+    </w:pPr>
+    <w:rPr>
+      <w:i/>
+      <w:iCs/>
+      <w:color w:val="404040" w:themeColor="text1" w:themeTint="BF"/>
+    </w:rPr>
+  </w:style>
+  <w:style w:type="character" w:customStyle="1" w:styleId="CitaCar">
+    <w:name w:val="Cita Car"/>
+    <w:basedOn w:val="Fuentedeprrafopredeter"/>
+    <w:link w:val="Cita"/>
+    <w:uiPriority w:val="29"/>
+    <w:rsid w:val="00E74F34"/>
+    <w:rPr>
+      <w:i/>
+      <w:iCs/>
+      <w:color w:val="404040" w:themeColor="text1" w:themeTint="BF"/>
+    </w:rPr>
+  </w:style>
   <w:style w:type="paragraph" w:styleId="Prrafodelista">
     <w:name w:val="List Paragraph"/>
     <w:basedOn w:val="Normal"/>
     <w:uiPriority w:val="34"/>
     <w:qFormat/>
-    <w:rsid w:val="00CA12F7"/>
+    <w:rsid w:val="00E74F34"/>
     <w:pPr>
       <w:ind w:left="720"/>
       <w:contextualSpacing/>
     </w:pPr>
+  </w:style>
+  <w:style w:type="character" w:styleId="nfasisintenso">
+    <w:name w:val="Intense Emphasis"/>
+    <w:basedOn w:val="Fuentedeprrafopredeter"/>
+    <w:uiPriority w:val="21"/>
+    <w:qFormat/>
+    <w:rsid w:val="00E74F34"/>
+    <w:rPr>
+      <w:i/>
+      <w:iCs/>
+      <w:color w:val="2F5496" w:themeColor="accent1" w:themeShade="BF"/>
+    </w:rPr>
+  </w:style>
+  <w:style w:type="paragraph" w:styleId="Citadestacada">
+    <w:name w:val="Intense Quote"/>
+    <w:basedOn w:val="Normal"/>
+    <w:next w:val="Normal"/>
+    <w:link w:val="CitadestacadaCar"/>
+    <w:uiPriority w:val="30"/>
+    <w:qFormat/>
+    <w:rsid w:val="00E74F34"/>
+    <w:pPr>
+      <w:pBdr>
+        <w:top w:val="single" w:sz="4" w:space="10" w:color="2F5496" w:themeColor="accent1" w:themeShade="BF"/>
+        <w:bottom w:val="single" w:sz="4" w:space="10" w:color="2F5496" w:themeColor="accent1" w:themeShade="BF"/>
+      </w:pBdr>
+      <w:spacing w:before="360" w:after="360"/>
+      <w:ind w:left="864" w:right="864"/>
+      <w:jc w:val="center"/>
+    </w:pPr>
+    <w:rPr>
+      <w:i/>
+      <w:iCs/>
+      <w:color w:val="2F5496" w:themeColor="accent1" w:themeShade="BF"/>
+    </w:rPr>
+  </w:style>
+  <w:style w:type="character" w:customStyle="1" w:styleId="CitadestacadaCar">
+    <w:name w:val="Cita destacada Car"/>
+    <w:basedOn w:val="Fuentedeprrafopredeter"/>
+    <w:link w:val="Citadestacada"/>
+    <w:uiPriority w:val="30"/>
+    <w:rsid w:val="00E74F34"/>
+    <w:rPr>
+      <w:i/>
+      <w:iCs/>
+      <w:color w:val="2F5496" w:themeColor="accent1" w:themeShade="BF"/>
+    </w:rPr>
+  </w:style>
+  <w:style w:type="character" w:styleId="Referenciaintensa">
+    <w:name w:val="Intense Reference"/>
+    <w:basedOn w:val="Fuentedeprrafopredeter"/>
+    <w:uiPriority w:val="32"/>
+    <w:qFormat/>
+    <w:rsid w:val="00E74F34"/>
+    <w:rPr>
+      <w:b/>
+      <w:bCs/>
+      <w:smallCaps/>
+      <w:color w:val="2F5496" w:themeColor="accent1" w:themeShade="BF"/>
+      <w:spacing w:val="5"/>
+    </w:rPr>
   </w:style>
 </w:styles>
 </file>
